--- a/Single-use_Burnt-email And Form Automation.docx
+++ b/Single-use_Burnt-email And Form Automation.docx
@@ -2,6 +2,36 @@
 <file path=word/document.xml><?xml version="1.0" encoding="utf-8"?>
 <w:document xmlns:wpc="http://schemas.microsoft.com/office/word/2010/wordprocessingCanvas" xmlns:mc="http://schemas.openxmlformats.org/markup-compatibility/2006" xmlns:o="urn:schemas-microsoft-com:office:office" xmlns:r="http://schemas.openxmlformats.org/officeDocument/2006/relationships" xmlns:m="http://schemas.openxmlformats.org/officeDocument/2006/math" xmlns:v="urn:schemas-microsoft-com:vml" xmlns:wp14="http://schemas.microsoft.com/office/word/2010/wordprocessingDrawing" xmlns:wp="http://schemas.openxmlformats.org/drawingml/2006/wordprocessingDrawing" xmlns:w10="urn:schemas-microsoft-com:office:word" xmlns:w="http://schemas.openxmlformats.org/wordprocessingml/2006/main" xmlns:w14="http://schemas.microsoft.com/office/word/2010/wordml" xmlns:w15="http://schemas.microsoft.com/office/word/2012/wordml" xmlns:wpg="http://schemas.microsoft.com/office/word/2010/wordprocessingGroup" xmlns:wpi="http://schemas.microsoft.com/office/word/2010/wordprocessingInk" xmlns:wne="http://schemas.microsoft.com/office/word/2006/wordml" xmlns:wps="http://schemas.microsoft.com/office/word/2010/wordprocessingShape" mc:Ignorable="w14 w15 wp14">
   <w:body>
+    <w:p>
+      <w:pPr>
+        <w:rPr>
+          <w:rFonts w:ascii="Times New Roman" w:hAnsi="Times New Roman" w:cs="Times New Roman"/>
+          <w:b/>
+          <w:sz w:val="40"/>
+          <w:szCs w:val="40"/>
+          <w:u w:val="single"/>
+        </w:rPr>
+      </w:pPr>
+      <w:r>
+        <w:rPr>
+          <w:rFonts w:ascii="Times New Roman" w:hAnsi="Times New Roman" w:cs="Times New Roman"/>
+          <w:b/>
+          <w:sz w:val="40"/>
+          <w:szCs w:val="40"/>
+        </w:rPr>
+        <w:tab/>
+      </w:r>
+      <w:r>
+        <w:rPr>
+          <w:rFonts w:ascii="Times New Roman" w:hAnsi="Times New Roman" w:cs="Times New Roman"/>
+          <w:b/>
+          <w:sz w:val="40"/>
+          <w:szCs w:val="40"/>
+          <w:u w:val="single"/>
+        </w:rPr>
+        <w:t>Single-Use-Burnt-Email &amp; Form Automation</w:t>
+      </w:r>
+    </w:p>
     <w:p>
       <w:pPr>
         <w:rPr>
@@ -106,15 +136,7 @@
         </w:rPr>
       </w:pPr>
       <w:r>
-        <w:t xml:space="preserve">This document defines the complete functional and non-functional requirements for Version 1.0 of the Single-Use Burnt </w:t>
-      </w:r>
-      <w:bookmarkStart w:id="0" w:name="_GoBack"/>
-      <w:bookmarkEnd w:id="0"/>
-      <w:r>
-        <w:t>Email &amp; Form Automation Software. This system is designed to provide secure, ephemeral email addresses coupled with programmable workflow engines to automate form submissions and incoming transactional payload captures safely</w:t>
-      </w:r>
-      <w:r>
-        <w:t>.</w:t>
+        <w:t>This document defines the complete functional and non-functional requirements for Version 1.0 of the Single-Use Burnt Email &amp; Form Automation Software. This system is designed to provide secure, ephemeral email addresses coupled with programmable workflow engines to automate form submissions and incoming transactional payload captures safely.</w:t>
       </w:r>
     </w:p>
     <w:p>
@@ -166,25 +188,7 @@
           <w:sz w:val="24"/>
           <w:szCs w:val="24"/>
         </w:rPr>
-        <w:t xml:space="preserve">Requirements in this document follow a strict hierarchical tag framework. Criticality priorities (High, Medium, </w:t>
-      </w:r>
-      <w:proofErr w:type="gramStart"/>
-      <w:r>
-        <w:rPr>
-          <w:rFonts w:ascii="Times New Roman" w:hAnsi="Times New Roman" w:cs="Times New Roman"/>
-          <w:sz w:val="24"/>
-          <w:szCs w:val="24"/>
-        </w:rPr>
-        <w:t>Low</w:t>
-      </w:r>
-      <w:proofErr w:type="gramEnd"/>
-      <w:r>
-        <w:rPr>
-          <w:rFonts w:ascii="Times New Roman" w:hAnsi="Times New Roman" w:cs="Times New Roman"/>
-          <w:sz w:val="24"/>
-          <w:szCs w:val="24"/>
-        </w:rPr>
-        <w:t xml:space="preserve">) are explicitly declared per feature block. Visual UI placeholders use bulleted format indicators. </w:t>
+        <w:t xml:space="preserve">Requirements in this document follow a strict hierarchical tag framework. Criticality priorities (High, Medium, Low) are explicitly declared per feature block. Visual UI placeholders use bulleted format indicators. </w:t>
       </w:r>
     </w:p>
     <w:p>
@@ -288,25 +292,7 @@
           <w:sz w:val="24"/>
           <w:szCs w:val="24"/>
         </w:rPr>
-        <w:t xml:space="preserve">The software allows end-users </w:t>
-      </w:r>
-      <w:proofErr w:type="gramStart"/>
-      <w:r>
-        <w:rPr>
-          <w:rFonts w:ascii="Times New Roman" w:hAnsi="Times New Roman" w:cs="Times New Roman"/>
-          <w:sz w:val="24"/>
-          <w:szCs w:val="24"/>
-        </w:rPr>
-        <w:t>to</w:t>
-      </w:r>
-      <w:proofErr w:type="gramEnd"/>
-      <w:r>
-        <w:rPr>
-          <w:rFonts w:ascii="Times New Roman" w:hAnsi="Times New Roman" w:cs="Times New Roman"/>
-          <w:sz w:val="24"/>
-          <w:szCs w:val="24"/>
-        </w:rPr>
-        <w:t xml:space="preserve"> dynamically provision 'burnt' (disposable) single-use inbox layers that transparently forward, map, and process web-form automation templates. This prevents primary inbox spam, shields corporate structural addresses, and scales automated visual or API form workflows without exposing </w:t>
+        <w:t xml:space="preserve">The software allows end-users to dynamically provision 'burnt' (disposable) single-use inbox layers that transparently forward, map, and process web-form automation templates. This prevents primary inbox spam, shields corporate structural addresses, and scales automated visual or API form workflows without exposing </w:t>
       </w:r>
       <w:r>
         <w:rPr>
@@ -358,25 +344,7 @@
           <w:sz w:val="24"/>
           <w:szCs w:val="24"/>
         </w:rPr>
-        <w:t xml:space="preserve">• Karl E. </w:t>
-      </w:r>
-      <w:proofErr w:type="spellStart"/>
-      <w:r>
-        <w:rPr>
-          <w:rFonts w:ascii="Times New Roman" w:hAnsi="Times New Roman" w:cs="Times New Roman"/>
-          <w:sz w:val="24"/>
-          <w:szCs w:val="24"/>
-        </w:rPr>
-        <w:t>Wiegers</w:t>
-      </w:r>
-      <w:proofErr w:type="spellEnd"/>
-      <w:r>
-        <w:rPr>
-          <w:rFonts w:ascii="Times New Roman" w:hAnsi="Times New Roman" w:cs="Times New Roman"/>
-          <w:sz w:val="24"/>
-          <w:szCs w:val="24"/>
-        </w:rPr>
-        <w:t xml:space="preserve"> SRS Document Blueprint Standard (1999). </w:t>
+        <w:t xml:space="preserve">• Karl E. Wiegers SRS Document Blueprint Standard (1999). </w:t>
       </w:r>
     </w:p>
     <w:p>
@@ -564,6 +532,7 @@
           <w:sz w:val="24"/>
           <w:szCs w:val="24"/>
         </w:rPr>
+        <w:lastRenderedPageBreak/>
         <w:t xml:space="preserve">• Dynamic browser-based web form extraction and parsing mapping. </w:t>
       </w:r>
     </w:p>
@@ -598,7 +567,6 @@
           <w:sz w:val="24"/>
           <w:szCs w:val="24"/>
         </w:rPr>
-        <w:lastRenderedPageBreak/>
         <w:t xml:space="preserve">• Instant deletion routines triggered by time, message limits, or manual commands. </w:t>
       </w:r>
     </w:p>
@@ -758,18 +726,148 @@
           <w:sz w:val="24"/>
           <w:szCs w:val="24"/>
         </w:rPr>
-        <w:t>The system will operate natively within contemporary Cloud environments (</w:t>
-      </w:r>
-      <w:proofErr w:type="spellStart"/>
-      <w:r>
-        <w:rPr>
-          <w:rFonts w:ascii="Times New Roman" w:hAnsi="Times New Roman" w:cs="Times New Roman"/>
-          <w:sz w:val="24"/>
-          <w:szCs w:val="24"/>
-        </w:rPr>
-        <w:t>Dockerized</w:t>
-      </w:r>
-      <w:proofErr w:type="spellEnd"/>
+        <w:t>The system will operate natively within contemporary Cloud environments (Dockerized microservices container matrix). The orchestration panel runs client-side across modern Evergreen browsers (Chrome, Firefox, Safari, Edge) via adaptive web layouts</w:t>
+      </w:r>
+      <w:r>
+        <w:rPr>
+          <w:rFonts w:ascii="Times New Roman" w:hAnsi="Times New Roman" w:cs="Times New Roman"/>
+          <w:sz w:val="24"/>
+          <w:szCs w:val="24"/>
+        </w:rPr>
+        <w:t>.</w:t>
+      </w:r>
+    </w:p>
+    <w:p>
+      <w:pPr>
+        <w:rPr>
+          <w:rFonts w:ascii="Times New Roman" w:hAnsi="Times New Roman" w:cs="Times New Roman"/>
+          <w:sz w:val="24"/>
+          <w:szCs w:val="24"/>
+        </w:rPr>
+      </w:pPr>
+      <w:r>
+        <w:rPr>
+          <w:rFonts w:ascii="Times New Roman" w:hAnsi="Times New Roman" w:cs="Times New Roman"/>
+          <w:b/>
+          <w:sz w:val="24"/>
+          <w:szCs w:val="24"/>
+          <w:u w:val="single"/>
+        </w:rPr>
+        <w:t>2.5 Design and Implementation Constraints</w:t>
+      </w:r>
+      <w:r>
+        <w:rPr>
+          <w:rFonts w:ascii="Times New Roman" w:hAnsi="Times New Roman" w:cs="Times New Roman"/>
+          <w:sz w:val="24"/>
+          <w:szCs w:val="24"/>
+        </w:rPr>
+        <w:t>:</w:t>
+      </w:r>
+      <w:r>
+        <w:rPr>
+          <w:rFonts w:ascii="Times New Roman" w:hAnsi="Times New Roman" w:cs="Times New Roman"/>
+          <w:sz w:val="24"/>
+          <w:szCs w:val="24"/>
+        </w:rPr>
+        <w:t xml:space="preserve"> (Optional)</w:t>
+      </w:r>
+    </w:p>
+    <w:p>
+      <w:pPr>
+        <w:rPr>
+          <w:rFonts w:ascii="Times New Roman" w:hAnsi="Times New Roman" w:cs="Times New Roman"/>
+          <w:sz w:val="24"/>
+          <w:szCs w:val="24"/>
+        </w:rPr>
+      </w:pPr>
+      <w:r>
+        <w:rPr>
+          <w:rFonts w:ascii="Times New Roman" w:hAnsi="Times New Roman" w:cs="Times New Roman"/>
+          <w:sz w:val="24"/>
+          <w:szCs w:val="24"/>
+        </w:rPr>
+        <w:t xml:space="preserve">• </w:t>
+      </w:r>
+      <w:r>
+        <w:rPr>
+          <w:rFonts w:ascii="Times New Roman" w:hAnsi="Times New Roman" w:cs="Times New Roman"/>
+          <w:b/>
+          <w:sz w:val="24"/>
+          <w:szCs w:val="24"/>
+        </w:rPr>
+        <w:t>Storage boundaries</w:t>
+      </w:r>
+      <w:r>
+        <w:rPr>
+          <w:rFonts w:ascii="Times New Roman" w:hAnsi="Times New Roman" w:cs="Times New Roman"/>
+          <w:sz w:val="24"/>
+          <w:szCs w:val="24"/>
+        </w:rPr>
+        <w:t xml:space="preserve">: Emails cannot live beyond 24 hours to enforce privacy mandates. </w:t>
+      </w:r>
+    </w:p>
+    <w:p>
+      <w:pPr>
+        <w:rPr>
+          <w:rFonts w:ascii="Times New Roman" w:hAnsi="Times New Roman" w:cs="Times New Roman"/>
+          <w:sz w:val="24"/>
+          <w:szCs w:val="24"/>
+        </w:rPr>
+      </w:pPr>
+      <w:r>
+        <w:rPr>
+          <w:rFonts w:ascii="Times New Roman" w:hAnsi="Times New Roman" w:cs="Times New Roman"/>
+          <w:sz w:val="24"/>
+          <w:szCs w:val="24"/>
+        </w:rPr>
+        <w:t xml:space="preserve">• </w:t>
+      </w:r>
+      <w:r>
+        <w:rPr>
+          <w:rFonts w:ascii="Times New Roman" w:hAnsi="Times New Roman" w:cs="Times New Roman"/>
+          <w:b/>
+          <w:sz w:val="24"/>
+          <w:szCs w:val="24"/>
+        </w:rPr>
+        <w:t>Security protocol</w:t>
+      </w:r>
+      <w:r>
+        <w:rPr>
+          <w:rFonts w:ascii="Times New Roman" w:hAnsi="Times New Roman" w:cs="Times New Roman"/>
+          <w:sz w:val="24"/>
+          <w:szCs w:val="24"/>
+        </w:rPr>
+        <w:t xml:space="preserve">: Inbound mail attachments must undergo dynamic cloud sandbox inspection to suppress execution risks. </w:t>
+      </w:r>
+    </w:p>
+    <w:p>
+      <w:pPr>
+        <w:rPr>
+          <w:rFonts w:ascii="Times New Roman" w:hAnsi="Times New Roman" w:cs="Times New Roman"/>
+          <w:sz w:val="24"/>
+          <w:szCs w:val="24"/>
+        </w:rPr>
+      </w:pPr>
+      <w:r>
+        <w:rPr>
+          <w:rFonts w:ascii="Times New Roman" w:hAnsi="Times New Roman" w:cs="Times New Roman"/>
+          <w:b/>
+          <w:sz w:val="24"/>
+          <w:szCs w:val="24"/>
+          <w:u w:val="single"/>
+        </w:rPr>
+        <w:t>2.6 User Documentation</w:t>
+      </w:r>
+      <w:r>
+        <w:rPr>
+          <w:rFonts w:ascii="Times New Roman" w:hAnsi="Times New Roman" w:cs="Times New Roman"/>
+          <w:b/>
+          <w:sz w:val="24"/>
+          <w:szCs w:val="24"/>
+          <w:u w:val="single"/>
+        </w:rPr>
+        <w:t>:</w:t>
+      </w:r>
       <w:r>
         <w:rPr>
           <w:rFonts w:ascii="Times New Roman" w:hAnsi="Times New Roman" w:cs="Times New Roman"/>
@@ -778,68 +876,49 @@
         </w:rPr>
         <w:t xml:space="preserve"> </w:t>
       </w:r>
-      <w:proofErr w:type="spellStart"/>
-      <w:r>
-        <w:rPr>
-          <w:rFonts w:ascii="Times New Roman" w:hAnsi="Times New Roman" w:cs="Times New Roman"/>
-          <w:sz w:val="24"/>
-          <w:szCs w:val="24"/>
-        </w:rPr>
-        <w:t>microservices</w:t>
-      </w:r>
-      <w:proofErr w:type="spellEnd"/>
-      <w:r>
-        <w:rPr>
-          <w:rFonts w:ascii="Times New Roman" w:hAnsi="Times New Roman" w:cs="Times New Roman"/>
-          <w:sz w:val="24"/>
-          <w:szCs w:val="24"/>
-        </w:rPr>
-        <w:t xml:space="preserve"> container matrix). The orchestration panel runs client-side across modern Evergreen browsers (Chrome, Firefox, Safari, </w:t>
-      </w:r>
-      <w:proofErr w:type="gramStart"/>
-      <w:r>
-        <w:rPr>
-          <w:rFonts w:ascii="Times New Roman" w:hAnsi="Times New Roman" w:cs="Times New Roman"/>
-          <w:sz w:val="24"/>
-          <w:szCs w:val="24"/>
-        </w:rPr>
-        <w:t>Edge</w:t>
-      </w:r>
-      <w:proofErr w:type="gramEnd"/>
-      <w:r>
-        <w:rPr>
-          <w:rFonts w:ascii="Times New Roman" w:hAnsi="Times New Roman" w:cs="Times New Roman"/>
-          <w:sz w:val="24"/>
-          <w:szCs w:val="24"/>
-        </w:rPr>
-        <w:t>) via adaptive web layouts</w:t>
-      </w:r>
-      <w:r>
-        <w:rPr>
-          <w:rFonts w:ascii="Times New Roman" w:hAnsi="Times New Roman" w:cs="Times New Roman"/>
-          <w:sz w:val="24"/>
-          <w:szCs w:val="24"/>
-        </w:rPr>
-        <w:t>.</w:t>
-      </w:r>
-    </w:p>
-    <w:p>
-      <w:pPr>
-        <w:rPr>
-          <w:rFonts w:ascii="Times New Roman" w:hAnsi="Times New Roman" w:cs="Times New Roman"/>
-          <w:sz w:val="24"/>
-          <w:szCs w:val="24"/>
-        </w:rPr>
-      </w:pPr>
-      <w:r>
-        <w:rPr>
-          <w:rFonts w:ascii="Times New Roman" w:hAnsi="Times New Roman" w:cs="Times New Roman"/>
-          <w:b/>
-          <w:sz w:val="24"/>
-          <w:szCs w:val="24"/>
-          <w:u w:val="single"/>
-        </w:rPr>
-        <w:t>2.5 Design and Implementation Constraints</w:t>
+    </w:p>
+    <w:p>
+      <w:pPr>
+        <w:rPr>
+          <w:rFonts w:ascii="Times New Roman" w:hAnsi="Times New Roman" w:cs="Times New Roman"/>
+          <w:sz w:val="24"/>
+          <w:szCs w:val="24"/>
+        </w:rPr>
+      </w:pPr>
+      <w:r>
+        <w:rPr>
+          <w:rFonts w:ascii="Times New Roman" w:hAnsi="Times New Roman" w:cs="Times New Roman"/>
+          <w:sz w:val="24"/>
+          <w:szCs w:val="24"/>
+        </w:rPr>
+        <w:t xml:space="preserve">- </w:t>
+      </w:r>
+      <w:r>
+        <w:rPr>
+          <w:rFonts w:ascii="Times New Roman" w:hAnsi="Times New Roman" w:cs="Times New Roman"/>
+          <w:sz w:val="24"/>
+          <w:szCs w:val="24"/>
+        </w:rPr>
+        <w:t xml:space="preserve">The package includes comprehensive interactive Swagger/OpenAPI documentation, a context-aware online tutorial widget inside the user dashboard, and standard deployment markdown configuration guides. </w:t>
+      </w:r>
+    </w:p>
+    <w:p>
+      <w:pPr>
+        <w:rPr>
+          <w:rFonts w:ascii="Times New Roman" w:hAnsi="Times New Roman" w:cs="Times New Roman"/>
+          <w:sz w:val="24"/>
+          <w:szCs w:val="24"/>
+        </w:rPr>
+      </w:pPr>
+      <w:r>
+        <w:rPr>
+          <w:rFonts w:ascii="Times New Roman" w:hAnsi="Times New Roman" w:cs="Times New Roman"/>
+          <w:b/>
+          <w:sz w:val="24"/>
+          <w:szCs w:val="24"/>
+          <w:u w:val="single"/>
+        </w:rPr>
+        <w:t>2.7 Assumptions and Dependencies</w:t>
       </w:r>
       <w:r>
         <w:rPr>
@@ -872,111 +951,6 @@
           <w:sz w:val="24"/>
           <w:szCs w:val="24"/>
         </w:rPr>
-        <w:t xml:space="preserve">• </w:t>
-      </w:r>
-      <w:r>
-        <w:rPr>
-          <w:rFonts w:ascii="Times New Roman" w:hAnsi="Times New Roman" w:cs="Times New Roman"/>
-          <w:b/>
-          <w:sz w:val="24"/>
-          <w:szCs w:val="24"/>
-        </w:rPr>
-        <w:t>Storage boundaries</w:t>
-      </w:r>
-      <w:r>
-        <w:rPr>
-          <w:rFonts w:ascii="Times New Roman" w:hAnsi="Times New Roman" w:cs="Times New Roman"/>
-          <w:sz w:val="24"/>
-          <w:szCs w:val="24"/>
-        </w:rPr>
-        <w:t xml:space="preserve">: Emails cannot live beyond 24 hours to enforce privacy mandates. </w:t>
-      </w:r>
-    </w:p>
-    <w:p>
-      <w:pPr>
-        <w:rPr>
-          <w:rFonts w:ascii="Times New Roman" w:hAnsi="Times New Roman" w:cs="Times New Roman"/>
-          <w:sz w:val="24"/>
-          <w:szCs w:val="24"/>
-        </w:rPr>
-      </w:pPr>
-      <w:r>
-        <w:rPr>
-          <w:rFonts w:ascii="Times New Roman" w:hAnsi="Times New Roman" w:cs="Times New Roman"/>
-          <w:sz w:val="24"/>
-          <w:szCs w:val="24"/>
-        </w:rPr>
-        <w:t xml:space="preserve">• </w:t>
-      </w:r>
-      <w:r>
-        <w:rPr>
-          <w:rFonts w:ascii="Times New Roman" w:hAnsi="Times New Roman" w:cs="Times New Roman"/>
-          <w:b/>
-          <w:sz w:val="24"/>
-          <w:szCs w:val="24"/>
-        </w:rPr>
-        <w:t>Security protocol</w:t>
-      </w:r>
-      <w:r>
-        <w:rPr>
-          <w:rFonts w:ascii="Times New Roman" w:hAnsi="Times New Roman" w:cs="Times New Roman"/>
-          <w:sz w:val="24"/>
-          <w:szCs w:val="24"/>
-        </w:rPr>
-        <w:t xml:space="preserve">: Inbound mail attachments must undergo dynamic cloud sandbox inspection to suppress execution risks. </w:t>
-      </w:r>
-    </w:p>
-    <w:p>
-      <w:pPr>
-        <w:rPr>
-          <w:rFonts w:ascii="Times New Roman" w:hAnsi="Times New Roman" w:cs="Times New Roman"/>
-          <w:sz w:val="24"/>
-          <w:szCs w:val="24"/>
-        </w:rPr>
-      </w:pPr>
-      <w:r>
-        <w:rPr>
-          <w:rFonts w:ascii="Times New Roman" w:hAnsi="Times New Roman" w:cs="Times New Roman"/>
-          <w:b/>
-          <w:sz w:val="24"/>
-          <w:szCs w:val="24"/>
-          <w:u w:val="single"/>
-        </w:rPr>
-        <w:t>2.6 User Documentation</w:t>
-      </w:r>
-      <w:r>
-        <w:rPr>
-          <w:rFonts w:ascii="Times New Roman" w:hAnsi="Times New Roman" w:cs="Times New Roman"/>
-          <w:b/>
-          <w:sz w:val="24"/>
-          <w:szCs w:val="24"/>
-          <w:u w:val="single"/>
-        </w:rPr>
-        <w:t>:</w:t>
-      </w:r>
-      <w:r>
-        <w:rPr>
-          <w:rFonts w:ascii="Times New Roman" w:hAnsi="Times New Roman" w:cs="Times New Roman"/>
-          <w:sz w:val="24"/>
-          <w:szCs w:val="24"/>
-        </w:rPr>
-        <w:t xml:space="preserve"> </w:t>
-      </w:r>
-    </w:p>
-    <w:p>
-      <w:pPr>
-        <w:rPr>
-          <w:rFonts w:ascii="Times New Roman" w:hAnsi="Times New Roman" w:cs="Times New Roman"/>
-          <w:sz w:val="24"/>
-          <w:szCs w:val="24"/>
-        </w:rPr>
-      </w:pPr>
-      <w:r>
-        <w:rPr>
-          <w:rFonts w:ascii="Times New Roman" w:hAnsi="Times New Roman" w:cs="Times New Roman"/>
-          <w:sz w:val="24"/>
-          <w:szCs w:val="24"/>
-        </w:rPr>
         <w:t xml:space="preserve">- </w:t>
       </w:r>
       <w:r>
@@ -985,103 +959,7 @@
           <w:sz w:val="24"/>
           <w:szCs w:val="24"/>
         </w:rPr>
-        <w:t>The package includes comprehensive interactive Swagger/</w:t>
-      </w:r>
-      <w:proofErr w:type="spellStart"/>
-      <w:r>
-        <w:rPr>
-          <w:rFonts w:ascii="Times New Roman" w:hAnsi="Times New Roman" w:cs="Times New Roman"/>
-          <w:sz w:val="24"/>
-          <w:szCs w:val="24"/>
-        </w:rPr>
-        <w:t>OpenAPI</w:t>
-      </w:r>
-      <w:proofErr w:type="spellEnd"/>
-      <w:r>
-        <w:rPr>
-          <w:rFonts w:ascii="Times New Roman" w:hAnsi="Times New Roman" w:cs="Times New Roman"/>
-          <w:sz w:val="24"/>
-          <w:szCs w:val="24"/>
-        </w:rPr>
-        <w:t xml:space="preserve"> documentation, a context-aware online tutorial widget inside the user dashboard, and standard deployment markdown configuration guides. </w:t>
-      </w:r>
-    </w:p>
-    <w:p>
-      <w:pPr>
-        <w:rPr>
-          <w:rFonts w:ascii="Times New Roman" w:hAnsi="Times New Roman" w:cs="Times New Roman"/>
-          <w:sz w:val="24"/>
-          <w:szCs w:val="24"/>
-        </w:rPr>
-      </w:pPr>
-      <w:r>
-        <w:rPr>
-          <w:rFonts w:ascii="Times New Roman" w:hAnsi="Times New Roman" w:cs="Times New Roman"/>
-          <w:b/>
-          <w:sz w:val="24"/>
-          <w:szCs w:val="24"/>
-          <w:u w:val="single"/>
-        </w:rPr>
-        <w:t>2.7 Assumptions and Dependencies</w:t>
-      </w:r>
-      <w:r>
-        <w:rPr>
-          <w:rFonts w:ascii="Times New Roman" w:hAnsi="Times New Roman" w:cs="Times New Roman"/>
-          <w:sz w:val="24"/>
-          <w:szCs w:val="24"/>
-        </w:rPr>
-        <w:t>:</w:t>
-      </w:r>
-      <w:r>
-        <w:rPr>
-          <w:rFonts w:ascii="Times New Roman" w:hAnsi="Times New Roman" w:cs="Times New Roman"/>
-          <w:sz w:val="24"/>
-          <w:szCs w:val="24"/>
-        </w:rPr>
-        <w:t xml:space="preserve"> (Optional)</w:t>
-      </w:r>
-    </w:p>
-    <w:p>
-      <w:pPr>
-        <w:rPr>
-          <w:rFonts w:ascii="Times New Roman" w:hAnsi="Times New Roman" w:cs="Times New Roman"/>
-          <w:sz w:val="24"/>
-          <w:szCs w:val="24"/>
-        </w:rPr>
-      </w:pPr>
-      <w:r>
-        <w:rPr>
-          <w:rFonts w:ascii="Times New Roman" w:hAnsi="Times New Roman" w:cs="Times New Roman"/>
-          <w:sz w:val="24"/>
-          <w:szCs w:val="24"/>
-        </w:rPr>
-        <w:t xml:space="preserve">- </w:t>
-      </w:r>
-      <w:r>
-        <w:rPr>
-          <w:rFonts w:ascii="Times New Roman" w:hAnsi="Times New Roman" w:cs="Times New Roman"/>
-          <w:sz w:val="24"/>
-          <w:szCs w:val="24"/>
-        </w:rPr>
-        <w:t xml:space="preserve">Assumes stable DNS control access for wildcard MX configurations. Relies on the up-time stability of third-party sandboxed rendering layers for processing nested </w:t>
-      </w:r>
-      <w:proofErr w:type="spellStart"/>
-      <w:r>
-        <w:rPr>
-          <w:rFonts w:ascii="Times New Roman" w:hAnsi="Times New Roman" w:cs="Times New Roman"/>
-          <w:sz w:val="24"/>
-          <w:szCs w:val="24"/>
-        </w:rPr>
-        <w:t>iframe</w:t>
-      </w:r>
-      <w:proofErr w:type="spellEnd"/>
-      <w:r>
-        <w:rPr>
-          <w:rFonts w:ascii="Times New Roman" w:hAnsi="Times New Roman" w:cs="Times New Roman"/>
-          <w:sz w:val="24"/>
-          <w:szCs w:val="24"/>
-        </w:rPr>
-        <w:t xml:space="preserve"> document forms.</w:t>
+        <w:t>Assumes stable DNS control access for wildcard MX configurations. Relies on the up-time stability of third-party sandboxed rendering layers for processing nested iframe document forms.</w:t>
       </w:r>
     </w:p>
     <w:p>
@@ -1251,25 +1129,7 @@
           <w:sz w:val="24"/>
           <w:szCs w:val="24"/>
         </w:rPr>
-        <w:t xml:space="preserve">: </w:t>
-      </w:r>
-      <w:proofErr w:type="spellStart"/>
-      <w:r>
-        <w:rPr>
-          <w:rFonts w:ascii="Times New Roman" w:hAnsi="Times New Roman" w:cs="Times New Roman"/>
-          <w:sz w:val="24"/>
-          <w:szCs w:val="24"/>
-        </w:rPr>
-        <w:t>PostgreSQL</w:t>
-      </w:r>
-      <w:proofErr w:type="spellEnd"/>
-      <w:r>
-        <w:rPr>
-          <w:rFonts w:ascii="Times New Roman" w:hAnsi="Times New Roman" w:cs="Times New Roman"/>
-          <w:sz w:val="24"/>
-          <w:szCs w:val="24"/>
-        </w:rPr>
-        <w:t xml:space="preserve"> 15+ cluster managing structural configurations. </w:t>
+        <w:t xml:space="preserve">: PostgreSQL 15+ cluster managing structural configurations. </w:t>
       </w:r>
     </w:p>
     <w:p>
@@ -1303,43 +1163,26 @@
           <w:sz w:val="24"/>
           <w:szCs w:val="24"/>
         </w:rPr>
-        <w:t xml:space="preserve">: </w:t>
-      </w:r>
-      <w:proofErr w:type="spellStart"/>
-      <w:r>
-        <w:rPr>
-          <w:rFonts w:ascii="Times New Roman" w:hAnsi="Times New Roman" w:cs="Times New Roman"/>
-          <w:sz w:val="24"/>
-          <w:szCs w:val="24"/>
-        </w:rPr>
-        <w:t>Redis</w:t>
-      </w:r>
-      <w:proofErr w:type="spellEnd"/>
-      <w:r>
-        <w:rPr>
-          <w:rFonts w:ascii="Times New Roman" w:hAnsi="Times New Roman" w:cs="Times New Roman"/>
-          <w:sz w:val="24"/>
-          <w:szCs w:val="24"/>
-        </w:rPr>
-        <w:t xml:space="preserve"> 7.0 for hot-routing transient verification tokens. </w:t>
-      </w:r>
-    </w:p>
-    <w:p>
-      <w:pPr>
-        <w:rPr>
-          <w:rFonts w:ascii="Times New Roman" w:hAnsi="Times New Roman" w:cs="Times New Roman"/>
-          <w:sz w:val="24"/>
-          <w:szCs w:val="24"/>
-        </w:rPr>
-      </w:pPr>
-      <w:r>
-        <w:rPr>
-          <w:rFonts w:ascii="Times New Roman" w:hAnsi="Times New Roman" w:cs="Times New Roman"/>
-          <w:b/>
-          <w:sz w:val="24"/>
-          <w:szCs w:val="24"/>
-          <w:u w:val="single"/>
-        </w:rPr>
+        <w:t xml:space="preserve">: Redis 7.0 for hot-routing transient verification tokens. </w:t>
+      </w:r>
+    </w:p>
+    <w:p>
+      <w:pPr>
+        <w:rPr>
+          <w:rFonts w:ascii="Times New Roman" w:hAnsi="Times New Roman" w:cs="Times New Roman"/>
+          <w:sz w:val="24"/>
+          <w:szCs w:val="24"/>
+        </w:rPr>
+      </w:pPr>
+      <w:r>
+        <w:rPr>
+          <w:rFonts w:ascii="Times New Roman" w:hAnsi="Times New Roman" w:cs="Times New Roman"/>
+          <w:b/>
+          <w:sz w:val="24"/>
+          <w:szCs w:val="24"/>
+          <w:u w:val="single"/>
+        </w:rPr>
+        <w:lastRenderedPageBreak/>
         <w:t>3.3</w:t>
       </w:r>
       <w:r>
@@ -1383,7 +1226,6 @@
           <w:sz w:val="24"/>
           <w:szCs w:val="24"/>
         </w:rPr>
-        <w:lastRenderedPageBreak/>
         <w:t>-</w:t>
       </w:r>
       <w:r>
@@ -1392,25 +1234,7 @@
           <w:sz w:val="24"/>
           <w:szCs w:val="24"/>
         </w:rPr>
-        <w:t xml:space="preserve"> Utilizes standard TLS 1.3 encryption matrices over HTTPS (port 443) for control systems, alongside specialized secure SMTP channels over Port 587/465 for routing transactional </w:t>
-      </w:r>
-      <w:proofErr w:type="gramStart"/>
-      <w:r>
-        <w:rPr>
-          <w:rFonts w:ascii="Times New Roman" w:hAnsi="Times New Roman" w:cs="Times New Roman"/>
-          <w:sz w:val="24"/>
-          <w:szCs w:val="24"/>
-        </w:rPr>
-        <w:t>validations</w:t>
-      </w:r>
-      <w:proofErr w:type="gramEnd"/>
-      <w:r>
-        <w:rPr>
-          <w:rFonts w:ascii="Times New Roman" w:hAnsi="Times New Roman" w:cs="Times New Roman"/>
-          <w:sz w:val="24"/>
-          <w:szCs w:val="24"/>
-        </w:rPr>
-        <w:t>.</w:t>
+        <w:t xml:space="preserve"> Utilizes standard TLS 1.3 encryption matrices over HTTPS (port 443) for control systems, alongside specialized secure SMTP channels over Port 587/465 for routing transactional validations.</w:t>
       </w:r>
     </w:p>
     <w:p>
@@ -1562,43 +1386,7 @@
           <w:sz w:val="24"/>
           <w:szCs w:val="24"/>
         </w:rPr>
-        <w:t>: User triggers '</w:t>
-      </w:r>
-      <w:proofErr w:type="spellStart"/>
-      <w:r>
-        <w:rPr>
-          <w:rFonts w:ascii="Times New Roman" w:hAnsi="Times New Roman" w:cs="Times New Roman"/>
-          <w:sz w:val="24"/>
-          <w:szCs w:val="24"/>
-        </w:rPr>
-        <w:t>Insta</w:t>
-      </w:r>
-      <w:proofErr w:type="spellEnd"/>
-      <w:r>
-        <w:rPr>
-          <w:rFonts w:ascii="Times New Roman" w:hAnsi="Times New Roman" w:cs="Times New Roman"/>
-          <w:sz w:val="24"/>
-          <w:szCs w:val="24"/>
-        </w:rPr>
-        <w:t xml:space="preserve">-Burn' button -&gt; Web panel calls internal API -&gt; Core </w:t>
-      </w:r>
-      <w:proofErr w:type="spellStart"/>
-      <w:r>
-        <w:rPr>
-          <w:rFonts w:ascii="Times New Roman" w:hAnsi="Times New Roman" w:cs="Times New Roman"/>
-          <w:sz w:val="24"/>
-          <w:szCs w:val="24"/>
-        </w:rPr>
-        <w:t>microservice</w:t>
-      </w:r>
-      <w:proofErr w:type="spellEnd"/>
-      <w:r>
-        <w:rPr>
-          <w:rFonts w:ascii="Times New Roman" w:hAnsi="Times New Roman" w:cs="Times New Roman"/>
-          <w:sz w:val="24"/>
-          <w:szCs w:val="24"/>
-        </w:rPr>
-        <w:t xml:space="preserve"> maps a clean wildcard token address -&gt; Dashboard presents active tracking box within 400 milliseconds.</w:t>
+        <w:t>: User triggers 'Insta-Burn' button -&gt; Web panel calls internal API -&gt; Core microservice maps a clean wildcard token address -&gt; Dashboard presents active tracking box within 400 milliseconds.</w:t>
       </w:r>
     </w:p>
     <w:tbl>
@@ -1977,61 +1765,7 @@
                 <w:sz w:val="24"/>
                 <w:szCs w:val="24"/>
               </w:rPr>
-              <w:t xml:space="preserve">The browser automation engine shall contextually map common form fields (e.g., </w:t>
-            </w:r>
-            <w:proofErr w:type="spellStart"/>
-            <w:r>
-              <w:rPr>
-                <w:rFonts w:ascii="Times New Roman" w:hAnsi="Times New Roman" w:cs="Times New Roman"/>
-                <w:sz w:val="24"/>
-                <w:szCs w:val="24"/>
-              </w:rPr>
-              <w:t>first_name</w:t>
-            </w:r>
-            <w:proofErr w:type="spellEnd"/>
-            <w:r>
-              <w:rPr>
-                <w:rFonts w:ascii="Times New Roman" w:hAnsi="Times New Roman" w:cs="Times New Roman"/>
-                <w:sz w:val="24"/>
-                <w:szCs w:val="24"/>
-              </w:rPr>
-              <w:t xml:space="preserve">, </w:t>
-            </w:r>
-            <w:proofErr w:type="spellStart"/>
-            <w:r>
-              <w:rPr>
-                <w:rFonts w:ascii="Times New Roman" w:hAnsi="Times New Roman" w:cs="Times New Roman"/>
-                <w:sz w:val="24"/>
-                <w:szCs w:val="24"/>
-              </w:rPr>
-              <w:t>email_address</w:t>
-            </w:r>
-            <w:proofErr w:type="spellEnd"/>
-            <w:r>
-              <w:rPr>
-                <w:rFonts w:ascii="Times New Roman" w:hAnsi="Times New Roman" w:cs="Times New Roman"/>
-                <w:sz w:val="24"/>
-                <w:szCs w:val="24"/>
-              </w:rPr>
-              <w:t xml:space="preserve">, </w:t>
-            </w:r>
-            <w:proofErr w:type="spellStart"/>
-            <w:r>
-              <w:rPr>
-                <w:rFonts w:ascii="Times New Roman" w:hAnsi="Times New Roman" w:cs="Times New Roman"/>
-                <w:sz w:val="24"/>
-                <w:szCs w:val="24"/>
-              </w:rPr>
-              <w:t>billing_zip</w:t>
-            </w:r>
-            <w:proofErr w:type="spellEnd"/>
-            <w:r>
-              <w:rPr>
-                <w:rFonts w:ascii="Times New Roman" w:hAnsi="Times New Roman" w:cs="Times New Roman"/>
-                <w:sz w:val="24"/>
-                <w:szCs w:val="24"/>
-              </w:rPr>
-              <w:t>) based on regex lookup weights</w:t>
+              <w:t>The browser automation engine shall contextually map common form fields (e.g., first_name, email_address, billing_zip) based on regex lookup weights</w:t>
             </w:r>
             <w:r>
               <w:rPr>
@@ -2187,26 +1921,34 @@
           <w:sz w:val="24"/>
           <w:szCs w:val="24"/>
         </w:rPr>
-        <w:t xml:space="preserve">Inbound transactional validation emails must hit the user's dashboard view pane within 1.5 seconds of reaching the edge MX boundary servers. The web UI system must safely hold a target concurrency limit of 10,000 active open sockets simultaneously without showing degradation features. </w:t>
-      </w:r>
-    </w:p>
-    <w:p>
-      <w:pPr>
-        <w:rPr>
-          <w:rFonts w:ascii="Times New Roman" w:hAnsi="Times New Roman" w:cs="Times New Roman"/>
-          <w:sz w:val="24"/>
-          <w:szCs w:val="24"/>
-        </w:rPr>
-      </w:pPr>
-      <w:r>
-        <w:rPr>
-          <w:rFonts w:ascii="Times New Roman" w:hAnsi="Times New Roman" w:cs="Times New Roman"/>
-          <w:b/>
-          <w:sz w:val="24"/>
-          <w:szCs w:val="24"/>
-          <w:u w:val="single"/>
+        <w:t xml:space="preserve">Inbound transactional validation emails must hit the user's dashboard view pane within 1.5 seconds of reaching the edge MX boundary servers. The web UI system must safely hold a target </w:t>
+      </w:r>
+      <w:r>
+        <w:rPr>
+          <w:rFonts w:ascii="Times New Roman" w:hAnsi="Times New Roman" w:cs="Times New Roman"/>
+          <w:sz w:val="24"/>
+          <w:szCs w:val="24"/>
         </w:rPr>
         <w:lastRenderedPageBreak/>
+        <w:t xml:space="preserve">concurrency limit of 10,000 active open sockets simultaneously without showing degradation features. </w:t>
+      </w:r>
+    </w:p>
+    <w:p>
+      <w:pPr>
+        <w:rPr>
+          <w:rFonts w:ascii="Times New Roman" w:hAnsi="Times New Roman" w:cs="Times New Roman"/>
+          <w:sz w:val="24"/>
+          <w:szCs w:val="24"/>
+        </w:rPr>
+      </w:pPr>
+      <w:r>
+        <w:rPr>
+          <w:rFonts w:ascii="Times New Roman" w:hAnsi="Times New Roman" w:cs="Times New Roman"/>
+          <w:b/>
+          <w:sz w:val="24"/>
+          <w:szCs w:val="24"/>
+          <w:u w:val="single"/>
+        </w:rPr>
         <w:t>5.2 Safety Requirements</w:t>
       </w:r>
       <w:r>
@@ -2321,33 +2063,84 @@
           <w:szCs w:val="24"/>
           <w:u w:val="single"/>
         </w:rPr>
-        <w:t>5.4 Software Quality</w:t>
-      </w:r>
-      <w:r>
-        <w:rPr>
-          <w:rFonts w:ascii="Times New Roman" w:hAnsi="Times New Roman" w:cs="Times New Roman"/>
-          <w:b/>
-          <w:sz w:val="24"/>
-          <w:szCs w:val="24"/>
-          <w:u w:val="single"/>
+        <w:t>5.4 Software Quality Attributes</w:t>
+      </w:r>
+      <w:r>
+        <w:rPr>
+          <w:rFonts w:ascii="Times New Roman" w:hAnsi="Times New Roman" w:cs="Times New Roman"/>
+          <w:sz w:val="24"/>
+          <w:szCs w:val="24"/>
+        </w:rPr>
+        <w:t>:</w:t>
+      </w:r>
+      <w:r>
+        <w:rPr>
+          <w:rFonts w:ascii="Times New Roman" w:hAnsi="Times New Roman" w:cs="Times New Roman"/>
+          <w:sz w:val="24"/>
+          <w:szCs w:val="24"/>
         </w:rPr>
         <w:t xml:space="preserve"> </w:t>
       </w:r>
-      <w:r>
-        <w:rPr>
-          <w:rFonts w:ascii="Times New Roman" w:hAnsi="Times New Roman" w:cs="Times New Roman"/>
-          <w:b/>
-          <w:sz w:val="24"/>
-          <w:szCs w:val="24"/>
-          <w:u w:val="single"/>
-        </w:rPr>
-        <w:t>Attributes</w:t>
-      </w:r>
-      <w:r>
-        <w:rPr>
-          <w:rFonts w:ascii="Times New Roman" w:hAnsi="Times New Roman" w:cs="Times New Roman"/>
-          <w:sz w:val="24"/>
-          <w:szCs w:val="24"/>
+    </w:p>
+    <w:p>
+      <w:pPr>
+        <w:rPr>
+          <w:rFonts w:ascii="Times New Roman" w:hAnsi="Times New Roman" w:cs="Times New Roman"/>
+          <w:sz w:val="24"/>
+          <w:szCs w:val="24"/>
+        </w:rPr>
+      </w:pPr>
+      <w:r>
+        <w:rPr>
+          <w:rFonts w:ascii="Times New Roman" w:hAnsi="Times New Roman" w:cs="Times New Roman"/>
+          <w:sz w:val="24"/>
+          <w:szCs w:val="24"/>
+        </w:rPr>
+        <w:t xml:space="preserve">- </w:t>
+      </w:r>
+      <w:r>
+        <w:rPr>
+          <w:rFonts w:ascii="Times New Roman" w:hAnsi="Times New Roman" w:cs="Times New Roman"/>
+          <w:b/>
+          <w:sz w:val="24"/>
+          <w:szCs w:val="24"/>
+        </w:rPr>
+        <w:t>Portability</w:t>
+      </w:r>
+      <w:r>
+        <w:rPr>
+          <w:rFonts w:ascii="Times New Roman" w:hAnsi="Times New Roman" w:cs="Times New Roman"/>
+          <w:sz w:val="24"/>
+          <w:szCs w:val="24"/>
+        </w:rPr>
+        <w:t xml:space="preserve">: Core automation scripts must run uniform payloads identically on both desktop extensions and serverless background runtime frameworks without layout mutations. </w:t>
+      </w:r>
+    </w:p>
+    <w:p>
+      <w:pPr>
+        <w:rPr>
+          <w:rFonts w:ascii="Times New Roman" w:hAnsi="Times New Roman" w:cs="Times New Roman"/>
+          <w:sz w:val="24"/>
+          <w:szCs w:val="24"/>
+        </w:rPr>
+      </w:pPr>
+      <w:r>
+        <w:rPr>
+          <w:rFonts w:ascii="Times New Roman" w:hAnsi="Times New Roman" w:cs="Times New Roman"/>
+          <w:b/>
+          <w:sz w:val="24"/>
+          <w:szCs w:val="24"/>
+          <w:u w:val="single"/>
+        </w:rPr>
+        <w:t>5.5 Business Rules</w:t>
+      </w:r>
+      <w:r>
+        <w:rPr>
+          <w:rFonts w:ascii="Times New Roman" w:hAnsi="Times New Roman" w:cs="Times New Roman"/>
+          <w:b/>
+          <w:sz w:val="24"/>
+          <w:szCs w:val="24"/>
+          <w:u w:val="single"/>
         </w:rPr>
         <w:t>:</w:t>
       </w:r>
@@ -2379,95 +2172,6 @@
       <w:r>
         <w:rPr>
           <w:rFonts w:ascii="Times New Roman" w:hAnsi="Times New Roman" w:cs="Times New Roman"/>
-          <w:b/>
-          <w:sz w:val="24"/>
-          <w:szCs w:val="24"/>
-        </w:rPr>
-        <w:t>Portability</w:t>
-      </w:r>
-      <w:r>
-        <w:rPr>
-          <w:rFonts w:ascii="Times New Roman" w:hAnsi="Times New Roman" w:cs="Times New Roman"/>
-          <w:sz w:val="24"/>
-          <w:szCs w:val="24"/>
-        </w:rPr>
-        <w:t xml:space="preserve">: Core automation scripts must run uniform payloads identically on both desktop extensions and </w:t>
-      </w:r>
-      <w:proofErr w:type="spellStart"/>
-      <w:r>
-        <w:rPr>
-          <w:rFonts w:ascii="Times New Roman" w:hAnsi="Times New Roman" w:cs="Times New Roman"/>
-          <w:sz w:val="24"/>
-          <w:szCs w:val="24"/>
-        </w:rPr>
-        <w:t>serverless</w:t>
-      </w:r>
-      <w:proofErr w:type="spellEnd"/>
-      <w:r>
-        <w:rPr>
-          <w:rFonts w:ascii="Times New Roman" w:hAnsi="Times New Roman" w:cs="Times New Roman"/>
-          <w:sz w:val="24"/>
-          <w:szCs w:val="24"/>
-        </w:rPr>
-        <w:t xml:space="preserve"> background runtime frameworks without layout mutations. </w:t>
-      </w:r>
-    </w:p>
-    <w:p>
-      <w:pPr>
-        <w:rPr>
-          <w:rFonts w:ascii="Times New Roman" w:hAnsi="Times New Roman" w:cs="Times New Roman"/>
-          <w:sz w:val="24"/>
-          <w:szCs w:val="24"/>
-        </w:rPr>
-      </w:pPr>
-      <w:r>
-        <w:rPr>
-          <w:rFonts w:ascii="Times New Roman" w:hAnsi="Times New Roman" w:cs="Times New Roman"/>
-          <w:b/>
-          <w:sz w:val="24"/>
-          <w:szCs w:val="24"/>
-          <w:u w:val="single"/>
-        </w:rPr>
-        <w:t>5.5 Business Rules</w:t>
-      </w:r>
-      <w:r>
-        <w:rPr>
-          <w:rFonts w:ascii="Times New Roman" w:hAnsi="Times New Roman" w:cs="Times New Roman"/>
-          <w:b/>
-          <w:sz w:val="24"/>
-          <w:szCs w:val="24"/>
-          <w:u w:val="single"/>
-        </w:rPr>
-        <w:t>:</w:t>
-      </w:r>
-      <w:r>
-        <w:rPr>
-          <w:rFonts w:ascii="Times New Roman" w:hAnsi="Times New Roman" w:cs="Times New Roman"/>
-          <w:sz w:val="24"/>
-          <w:szCs w:val="24"/>
-        </w:rPr>
-        <w:t xml:space="preserve"> </w:t>
-      </w:r>
-    </w:p>
-    <w:p>
-      <w:pPr>
-        <w:rPr>
-          <w:rFonts w:ascii="Times New Roman" w:hAnsi="Times New Roman" w:cs="Times New Roman"/>
-          <w:sz w:val="24"/>
-          <w:szCs w:val="24"/>
-        </w:rPr>
-      </w:pPr>
-      <w:r>
-        <w:rPr>
-          <w:rFonts w:ascii="Times New Roman" w:hAnsi="Times New Roman" w:cs="Times New Roman"/>
-          <w:sz w:val="24"/>
-          <w:szCs w:val="24"/>
-        </w:rPr>
-        <w:t xml:space="preserve">- </w:t>
-      </w:r>
-      <w:r>
-        <w:rPr>
-          <w:rFonts w:ascii="Times New Roman" w:hAnsi="Times New Roman" w:cs="Times New Roman"/>
           <w:sz w:val="24"/>
           <w:szCs w:val="24"/>
         </w:rPr>
@@ -2481,6 +2185,15 @@
         </w:rPr>
         <w:t>.</w:t>
       </w:r>
+    </w:p>
+    <w:p>
+      <w:pPr>
+        <w:rPr>
+          <w:rFonts w:ascii="Times New Roman" w:hAnsi="Times New Roman" w:cs="Times New Roman"/>
+          <w:sz w:val="24"/>
+          <w:szCs w:val="24"/>
+        </w:rPr>
+      </w:pPr>
     </w:p>
     <w:p>
       <w:pPr>
@@ -2508,14 +2221,1376 @@
           <w:sz w:val="40"/>
           <w:szCs w:val="40"/>
         </w:rPr>
-        <w:t xml:space="preserve">. </w:t>
-      </w:r>
-      <w:r>
-        <w:rPr>
-          <w:rFonts w:ascii="Times New Roman" w:hAnsi="Times New Roman" w:cs="Times New Roman"/>
-          <w:b/>
+        <w:t>.</w:t>
+      </w:r>
+      <w:r>
+        <w:rPr>
+          <w:rFonts w:ascii="Times New Roman" w:hAnsi="Times New Roman" w:cs="Times New Roman"/>
           <w:sz w:val="40"/>
           <w:szCs w:val="40"/>
+        </w:rPr>
+        <w:t xml:space="preserve"> </w:t>
+      </w:r>
+      <w:r>
+        <w:rPr>
+          <w:rFonts w:ascii="Times New Roman" w:hAnsi="Times New Roman" w:cs="Times New Roman"/>
+          <w:b/>
+          <w:sz w:val="40"/>
+          <w:szCs w:val="40"/>
+          <w:u w:val="single"/>
+        </w:rPr>
+        <w:t>Functional Requirements</w:t>
+      </w:r>
+    </w:p>
+    <w:p>
+      <w:pPr>
+        <w:spacing w:line="240" w:lineRule="auto"/>
+        <w:rPr>
+          <w:rFonts w:ascii="Arial" w:eastAsia="Times New Roman" w:hAnsi="Arial" w:cs="Arial"/>
+          <w:b/>
+          <w:bCs/>
+          <w:sz w:val="30"/>
+          <w:szCs w:val="30"/>
+        </w:rPr>
+      </w:pPr>
+      <w:r>
+        <w:rPr>
+          <w:rFonts w:ascii="Arial" w:eastAsia="Times New Roman" w:hAnsi="Arial" w:cs="Arial"/>
+          <w:b/>
+          <w:bCs/>
+          <w:sz w:val="30"/>
+          <w:szCs w:val="30"/>
+        </w:rPr>
+        <w:t>1. Ephemeral Address Custom Provisioning</w:t>
+      </w:r>
+      <w:r>
+        <w:rPr>
+          <w:rFonts w:ascii="Arial" w:eastAsia="Times New Roman" w:hAnsi="Arial" w:cs="Arial"/>
+          <w:b/>
+          <w:bCs/>
+          <w:sz w:val="30"/>
+          <w:szCs w:val="30"/>
+        </w:rPr>
+        <w:t>:</w:t>
+      </w:r>
+    </w:p>
+    <w:p>
+      <w:pPr>
+        <w:spacing w:line="240" w:lineRule="auto"/>
+        <w:rPr>
+          <w:rFonts w:ascii="Arial" w:eastAsia="Times New Roman" w:hAnsi="Arial" w:cs="Arial"/>
+          <w:b/>
+          <w:bCs/>
+          <w:sz w:val="24"/>
+          <w:szCs w:val="24"/>
+          <w:u w:val="single"/>
+        </w:rPr>
+      </w:pPr>
+      <w:r>
+        <w:rPr>
+          <w:rFonts w:ascii="Arial" w:eastAsia="Times New Roman" w:hAnsi="Arial" w:cs="Arial"/>
+          <w:b/>
+          <w:bCs/>
+          <w:sz w:val="24"/>
+          <w:szCs w:val="24"/>
+          <w:u w:val="single"/>
+        </w:rPr>
+        <w:t>1.1 Inputs</w:t>
+      </w:r>
+    </w:p>
+    <w:p>
+      <w:pPr>
+        <w:numPr>
+          <w:ilvl w:val="0"/>
+          <w:numId w:val="4"/>
+        </w:numPr>
+        <w:spacing w:after="0" w:line="240" w:lineRule="auto"/>
+        <w:ind w:left="0"/>
+        <w:rPr>
+          <w:rFonts w:ascii="Arial" w:eastAsia="Times New Roman" w:hAnsi="Arial" w:cs="Arial"/>
+          <w:sz w:val="24"/>
+          <w:szCs w:val="24"/>
+        </w:rPr>
+      </w:pPr>
+      <w:r>
+        <w:rPr>
+          <w:rFonts w:ascii="Arial" w:eastAsia="Times New Roman" w:hAnsi="Arial" w:cs="Arial"/>
+          <w:b/>
+          <w:bCs/>
+          <w:sz w:val="24"/>
+          <w:szCs w:val="24"/>
+        </w:rPr>
+        <w:t>User Action:</w:t>
+      </w:r>
+      <w:r>
+        <w:rPr>
+          <w:rFonts w:ascii="Arial" w:eastAsia="Times New Roman" w:hAnsi="Arial" w:cs="Arial"/>
+          <w:sz w:val="24"/>
+          <w:szCs w:val="24"/>
+        </w:rPr>
+        <w:t xml:space="preserve"> A manual click on the "Insta-Burn" button via the dashboard workspace.</w:t>
+      </w:r>
+    </w:p>
+    <w:p>
+      <w:pPr>
+        <w:numPr>
+          <w:ilvl w:val="0"/>
+          <w:numId w:val="4"/>
+        </w:numPr>
+        <w:spacing w:after="0" w:line="240" w:lineRule="auto"/>
+        <w:ind w:left="0"/>
+        <w:rPr>
+          <w:rFonts w:ascii="Arial" w:eastAsia="Times New Roman" w:hAnsi="Arial" w:cs="Arial"/>
+          <w:sz w:val="24"/>
+          <w:szCs w:val="24"/>
+        </w:rPr>
+      </w:pPr>
+      <w:r>
+        <w:rPr>
+          <w:rFonts w:ascii="Arial" w:eastAsia="Times New Roman" w:hAnsi="Arial" w:cs="Arial"/>
+          <w:b/>
+          <w:bCs/>
+          <w:sz w:val="24"/>
+          <w:szCs w:val="24"/>
+        </w:rPr>
+        <w:t>Custom Identifiers:</w:t>
+      </w:r>
+      <w:r>
+        <w:rPr>
+          <w:rFonts w:ascii="Arial" w:eastAsia="Times New Roman" w:hAnsi="Arial" w:cs="Arial"/>
+          <w:sz w:val="24"/>
+          <w:szCs w:val="24"/>
+        </w:rPr>
+        <w:t xml:space="preserve"> Optional custom naming text overrides provided by the user.</w:t>
+      </w:r>
+    </w:p>
+    <w:p>
+      <w:pPr>
+        <w:numPr>
+          <w:ilvl w:val="0"/>
+          <w:numId w:val="4"/>
+        </w:numPr>
+        <w:spacing w:after="0" w:line="240" w:lineRule="auto"/>
+        <w:ind w:left="0"/>
+        <w:rPr>
+          <w:rFonts w:ascii="Arial" w:eastAsia="Times New Roman" w:hAnsi="Arial" w:cs="Arial"/>
+          <w:sz w:val="24"/>
+          <w:szCs w:val="24"/>
+        </w:rPr>
+      </w:pPr>
+      <w:r>
+        <w:rPr>
+          <w:rFonts w:ascii="Arial" w:eastAsia="Times New Roman" w:hAnsi="Arial" w:cs="Arial"/>
+          <w:b/>
+          <w:bCs/>
+          <w:sz w:val="24"/>
+          <w:szCs w:val="24"/>
+        </w:rPr>
+        <w:t>Inbound Mail Stream:</w:t>
+      </w:r>
+      <w:r>
+        <w:rPr>
+          <w:rFonts w:ascii="Arial" w:eastAsia="Times New Roman" w:hAnsi="Arial" w:cs="Arial"/>
+          <w:sz w:val="24"/>
+          <w:szCs w:val="24"/>
+        </w:rPr>
+        <w:t xml:space="preserve"> Incoming transactional emails targeting the provisioned wildcard addresses.</w:t>
+      </w:r>
+    </w:p>
+    <w:p>
+      <w:pPr>
+        <w:numPr>
+          <w:ilvl w:val="0"/>
+          <w:numId w:val="4"/>
+        </w:numPr>
+        <w:spacing w:after="0" w:line="240" w:lineRule="auto"/>
+        <w:ind w:left="0"/>
+        <w:rPr>
+          <w:rFonts w:ascii="Arial" w:eastAsia="Times New Roman" w:hAnsi="Arial" w:cs="Arial"/>
+          <w:sz w:val="24"/>
+          <w:szCs w:val="24"/>
+        </w:rPr>
+      </w:pPr>
+      <w:r>
+        <w:rPr>
+          <w:rFonts w:ascii="Arial" w:eastAsia="Times New Roman" w:hAnsi="Arial" w:cs="Arial"/>
+          <w:b/>
+          <w:bCs/>
+          <w:sz w:val="24"/>
+          <w:szCs w:val="24"/>
+        </w:rPr>
+        <w:t>System Triggers:</w:t>
+      </w:r>
+      <w:r>
+        <w:rPr>
+          <w:rFonts w:ascii="Arial" w:eastAsia="Times New Roman" w:hAnsi="Arial" w:cs="Arial"/>
+          <w:sz w:val="24"/>
+          <w:szCs w:val="24"/>
+        </w:rPr>
+        <w:t xml:space="preserve"> Time-to-live expiration (max 24 hours), message limits, or user-initiated manual delete commands.</w:t>
+      </w:r>
+    </w:p>
+    <w:p>
+      <w:pPr>
+        <w:spacing w:after="0" w:line="240" w:lineRule="auto"/>
+        <w:rPr>
+          <w:rFonts w:ascii="Arial" w:eastAsia="Times New Roman" w:hAnsi="Arial" w:cs="Arial"/>
+          <w:sz w:val="24"/>
+          <w:szCs w:val="24"/>
+        </w:rPr>
+      </w:pPr>
+    </w:p>
+    <w:p>
+      <w:pPr>
+        <w:spacing w:line="240" w:lineRule="auto"/>
+        <w:rPr>
+          <w:rFonts w:ascii="Arial" w:eastAsia="Times New Roman" w:hAnsi="Arial" w:cs="Arial"/>
+          <w:b/>
+          <w:bCs/>
+          <w:sz w:val="24"/>
+          <w:szCs w:val="24"/>
+          <w:u w:val="single"/>
+        </w:rPr>
+      </w:pPr>
+      <w:r>
+        <w:rPr>
+          <w:rFonts w:ascii="Arial" w:eastAsia="Times New Roman" w:hAnsi="Arial" w:cs="Arial"/>
+          <w:b/>
+          <w:bCs/>
+          <w:sz w:val="24"/>
+          <w:szCs w:val="24"/>
+          <w:u w:val="single"/>
+        </w:rPr>
+        <w:t>1.2 Processes</w:t>
+      </w:r>
+    </w:p>
+    <w:p>
+      <w:pPr>
+        <w:numPr>
+          <w:ilvl w:val="0"/>
+          <w:numId w:val="5"/>
+        </w:numPr>
+        <w:spacing w:after="0" w:line="240" w:lineRule="auto"/>
+        <w:ind w:left="0"/>
+        <w:rPr>
+          <w:rFonts w:ascii="Arial" w:eastAsia="Times New Roman" w:hAnsi="Arial" w:cs="Arial"/>
+          <w:sz w:val="24"/>
+          <w:szCs w:val="24"/>
+        </w:rPr>
+      </w:pPr>
+      <w:r>
+        <w:rPr>
+          <w:rFonts w:ascii="Arial" w:eastAsia="Times New Roman" w:hAnsi="Arial" w:cs="Arial"/>
+          <w:b/>
+          <w:bCs/>
+          <w:sz w:val="24"/>
+          <w:szCs w:val="24"/>
+        </w:rPr>
+        <w:t>API Mapping:</w:t>
+      </w:r>
+      <w:r>
+        <w:rPr>
+          <w:rFonts w:ascii="Arial" w:eastAsia="Times New Roman" w:hAnsi="Arial" w:cs="Arial"/>
+          <w:sz w:val="24"/>
+          <w:szCs w:val="24"/>
+        </w:rPr>
+        <w:t xml:space="preserve"> The web panel calls internal APIs to trigger the core routing microservices.</w:t>
+      </w:r>
+    </w:p>
+    <w:p>
+      <w:pPr>
+        <w:numPr>
+          <w:ilvl w:val="0"/>
+          <w:numId w:val="5"/>
+        </w:numPr>
+        <w:spacing w:after="0" w:line="240" w:lineRule="auto"/>
+        <w:ind w:left="0"/>
+        <w:rPr>
+          <w:rFonts w:ascii="Arial" w:eastAsia="Times New Roman" w:hAnsi="Arial" w:cs="Arial"/>
+          <w:sz w:val="24"/>
+          <w:szCs w:val="24"/>
+        </w:rPr>
+      </w:pPr>
+      <w:r>
+        <w:rPr>
+          <w:rFonts w:ascii="Arial" w:eastAsia="Times New Roman" w:hAnsi="Arial" w:cs="Arial"/>
+          <w:b/>
+          <w:bCs/>
+          <w:sz w:val="24"/>
+          <w:szCs w:val="24"/>
+        </w:rPr>
+        <w:t>Token Generation:</w:t>
+      </w:r>
+      <w:r>
+        <w:rPr>
+          <w:rFonts w:ascii="Arial" w:eastAsia="Times New Roman" w:hAnsi="Arial" w:cs="Arial"/>
+          <w:sz w:val="24"/>
+          <w:szCs w:val="24"/>
+        </w:rPr>
+        <w:t xml:space="preserve"> The system automatically generates completely randomized alphanumeric email identifiers if no naming overrides are provided.</w:t>
+      </w:r>
+    </w:p>
+    <w:p>
+      <w:pPr>
+        <w:numPr>
+          <w:ilvl w:val="0"/>
+          <w:numId w:val="5"/>
+        </w:numPr>
+        <w:spacing w:after="0" w:line="240" w:lineRule="auto"/>
+        <w:ind w:left="0"/>
+        <w:rPr>
+          <w:rFonts w:ascii="Arial" w:eastAsia="Times New Roman" w:hAnsi="Arial" w:cs="Arial"/>
+          <w:sz w:val="24"/>
+          <w:szCs w:val="24"/>
+        </w:rPr>
+      </w:pPr>
+      <w:r>
+        <w:rPr>
+          <w:rFonts w:ascii="Arial" w:eastAsia="Times New Roman" w:hAnsi="Arial" w:cs="Arial"/>
+          <w:b/>
+          <w:bCs/>
+          <w:sz w:val="24"/>
+          <w:szCs w:val="24"/>
+        </w:rPr>
+        <w:t>Routing Registration:</w:t>
+      </w:r>
+      <w:r>
+        <w:rPr>
+          <w:rFonts w:ascii="Arial" w:eastAsia="Times New Roman" w:hAnsi="Arial" w:cs="Arial"/>
+          <w:sz w:val="24"/>
+          <w:szCs w:val="24"/>
+        </w:rPr>
+        <w:t xml:space="preserve"> The core microservice maps the clean wildcard token address against the active domain.</w:t>
+      </w:r>
+    </w:p>
+    <w:p>
+      <w:pPr>
+        <w:numPr>
+          <w:ilvl w:val="0"/>
+          <w:numId w:val="5"/>
+        </w:numPr>
+        <w:spacing w:after="0" w:line="240" w:lineRule="auto"/>
+        <w:ind w:left="0"/>
+        <w:rPr>
+          <w:rFonts w:ascii="Arial" w:eastAsia="Times New Roman" w:hAnsi="Arial" w:cs="Arial"/>
+          <w:sz w:val="24"/>
+          <w:szCs w:val="24"/>
+        </w:rPr>
+      </w:pPr>
+      <w:r>
+        <w:rPr>
+          <w:rFonts w:ascii="Arial" w:eastAsia="Times New Roman" w:hAnsi="Arial" w:cs="Arial"/>
+          <w:b/>
+          <w:bCs/>
+          <w:sz w:val="24"/>
+          <w:szCs w:val="24"/>
+        </w:rPr>
+        <w:lastRenderedPageBreak/>
+        <w:t>Traffic Scrubbing:</w:t>
+      </w:r>
+      <w:r>
+        <w:rPr>
+          <w:rFonts w:ascii="Arial" w:eastAsia="Times New Roman" w:hAnsi="Arial" w:cs="Arial"/>
+          <w:sz w:val="24"/>
+          <w:szCs w:val="24"/>
+        </w:rPr>
+        <w:t xml:space="preserve"> The infrastructure continuously tracks active tokens and drops all inbound traffic targeting addresses whose lifespan counter has reached zero.</w:t>
+      </w:r>
+    </w:p>
+    <w:p>
+      <w:pPr>
+        <w:spacing w:after="0" w:line="240" w:lineRule="auto"/>
+        <w:rPr>
+          <w:rFonts w:ascii="Arial" w:eastAsia="Times New Roman" w:hAnsi="Arial" w:cs="Arial"/>
+          <w:sz w:val="24"/>
+          <w:szCs w:val="24"/>
+        </w:rPr>
+      </w:pPr>
+    </w:p>
+    <w:p>
+      <w:pPr>
+        <w:spacing w:line="240" w:lineRule="auto"/>
+        <w:rPr>
+          <w:rFonts w:ascii="Arial" w:eastAsia="Times New Roman" w:hAnsi="Arial" w:cs="Arial"/>
+          <w:b/>
+          <w:bCs/>
+          <w:sz w:val="24"/>
+          <w:szCs w:val="24"/>
+          <w:u w:val="single"/>
+        </w:rPr>
+      </w:pPr>
+      <w:r>
+        <w:rPr>
+          <w:rFonts w:ascii="Arial" w:eastAsia="Times New Roman" w:hAnsi="Arial" w:cs="Arial"/>
+          <w:b/>
+          <w:bCs/>
+          <w:sz w:val="24"/>
+          <w:szCs w:val="24"/>
+          <w:u w:val="single"/>
+        </w:rPr>
+        <w:t>1.3 Outputs</w:t>
+      </w:r>
+    </w:p>
+    <w:p>
+      <w:pPr>
+        <w:numPr>
+          <w:ilvl w:val="0"/>
+          <w:numId w:val="6"/>
+        </w:numPr>
+        <w:spacing w:after="0" w:line="240" w:lineRule="auto"/>
+        <w:ind w:left="0"/>
+        <w:rPr>
+          <w:rFonts w:ascii="Arial" w:eastAsia="Times New Roman" w:hAnsi="Arial" w:cs="Arial"/>
+          <w:sz w:val="24"/>
+          <w:szCs w:val="24"/>
+        </w:rPr>
+      </w:pPr>
+      <w:r>
+        <w:rPr>
+          <w:rFonts w:ascii="Arial" w:eastAsia="Times New Roman" w:hAnsi="Arial" w:cs="Arial"/>
+          <w:b/>
+          <w:bCs/>
+          <w:sz w:val="24"/>
+          <w:szCs w:val="24"/>
+        </w:rPr>
+        <w:t>Dashboard Visual:</w:t>
+      </w:r>
+      <w:r>
+        <w:rPr>
+          <w:rFonts w:ascii="Arial" w:eastAsia="Times New Roman" w:hAnsi="Arial" w:cs="Arial"/>
+          <w:sz w:val="24"/>
+          <w:szCs w:val="24"/>
+        </w:rPr>
+        <w:t xml:space="preserve"> An active, functional tracking box displayed on the user's dashboard view pane within 400 milliseconds.</w:t>
+      </w:r>
+    </w:p>
+    <w:p>
+      <w:pPr>
+        <w:numPr>
+          <w:ilvl w:val="0"/>
+          <w:numId w:val="6"/>
+        </w:numPr>
+        <w:spacing w:after="0" w:line="240" w:lineRule="auto"/>
+        <w:ind w:left="0"/>
+        <w:rPr>
+          <w:rFonts w:ascii="Arial" w:eastAsia="Times New Roman" w:hAnsi="Arial" w:cs="Arial"/>
+          <w:sz w:val="24"/>
+          <w:szCs w:val="24"/>
+        </w:rPr>
+      </w:pPr>
+      <w:r>
+        <w:rPr>
+          <w:rFonts w:ascii="Arial" w:eastAsia="Times New Roman" w:hAnsi="Arial" w:cs="Arial"/>
+          <w:b/>
+          <w:bCs/>
+          <w:sz w:val="24"/>
+          <w:szCs w:val="24"/>
+        </w:rPr>
+        <w:t>Active Boundary Layer:</w:t>
+      </w:r>
+      <w:r>
+        <w:rPr>
+          <w:rFonts w:ascii="Arial" w:eastAsia="Times New Roman" w:hAnsi="Arial" w:cs="Arial"/>
+          <w:sz w:val="24"/>
+          <w:szCs w:val="24"/>
+        </w:rPr>
+        <w:t xml:space="preserve"> A provisioned, context-bound email alias ready to intercept data.</w:t>
+      </w:r>
+    </w:p>
+    <w:p>
+      <w:pPr>
+        <w:numPr>
+          <w:ilvl w:val="0"/>
+          <w:numId w:val="6"/>
+        </w:numPr>
+        <w:spacing w:after="0" w:line="240" w:lineRule="auto"/>
+        <w:ind w:left="0"/>
+        <w:rPr>
+          <w:rFonts w:ascii="Arial" w:eastAsia="Times New Roman" w:hAnsi="Arial" w:cs="Arial"/>
+          <w:sz w:val="24"/>
+          <w:szCs w:val="24"/>
+        </w:rPr>
+      </w:pPr>
+      <w:r>
+        <w:rPr>
+          <w:rFonts w:ascii="Arial" w:eastAsia="Times New Roman" w:hAnsi="Arial" w:cs="Arial"/>
+          <w:b/>
+          <w:bCs/>
+          <w:sz w:val="24"/>
+          <w:szCs w:val="24"/>
+        </w:rPr>
+        <w:t>Mailbox Destruction:</w:t>
+      </w:r>
+      <w:r>
+        <w:rPr>
+          <w:rFonts w:ascii="Arial" w:eastAsia="Times New Roman" w:hAnsi="Arial" w:cs="Arial"/>
+          <w:sz w:val="24"/>
+          <w:szCs w:val="24"/>
+        </w:rPr>
+        <w:t xml:space="preserve"> Complete self-destruction and purge of the mailbox instance when constraints are met.</w:t>
+      </w:r>
+    </w:p>
+    <w:p>
+      <w:pPr>
+        <w:spacing w:before="480" w:after="480" w:line="240" w:lineRule="auto"/>
+        <w:rPr>
+          <w:rFonts w:ascii="Arial" w:eastAsia="Times New Roman" w:hAnsi="Arial" w:cs="Arial"/>
+          <w:b/>
+          <w:bCs/>
+          <w:sz w:val="30"/>
+          <w:szCs w:val="30"/>
+        </w:rPr>
+      </w:pPr>
+      <w:r>
+        <w:rPr>
+          <w:rFonts w:ascii="Arial" w:eastAsia="Times New Roman" w:hAnsi="Arial" w:cs="Arial"/>
+          <w:b/>
+          <w:bCs/>
+          <w:sz w:val="30"/>
+          <w:szCs w:val="30"/>
+        </w:rPr>
+        <w:t>2. Form Fields Parsing &amp; Automation Flow</w:t>
+      </w:r>
+    </w:p>
+    <w:p>
+      <w:pPr>
+        <w:spacing w:before="480" w:after="480" w:line="240" w:lineRule="auto"/>
+        <w:rPr>
+          <w:rFonts w:ascii="Arial" w:eastAsia="Times New Roman" w:hAnsi="Arial" w:cs="Arial"/>
+          <w:b/>
+          <w:bCs/>
+          <w:sz w:val="24"/>
+          <w:szCs w:val="24"/>
+          <w:u w:val="single"/>
+        </w:rPr>
+      </w:pPr>
+      <w:r>
+        <w:rPr>
+          <w:rFonts w:ascii="Arial" w:eastAsia="Times New Roman" w:hAnsi="Arial" w:cs="Arial"/>
+          <w:b/>
+          <w:bCs/>
+          <w:sz w:val="24"/>
+          <w:szCs w:val="24"/>
+          <w:u w:val="single"/>
+        </w:rPr>
+        <w:t>2.1 Inputs</w:t>
+      </w:r>
+      <w:bookmarkStart w:id="0" w:name="_GoBack"/>
+      <w:bookmarkEnd w:id="0"/>
+    </w:p>
+    <w:p>
+      <w:pPr>
+        <w:numPr>
+          <w:ilvl w:val="0"/>
+          <w:numId w:val="7"/>
+        </w:numPr>
+        <w:spacing w:after="0" w:line="240" w:lineRule="auto"/>
+        <w:ind w:left="0"/>
+        <w:rPr>
+          <w:rFonts w:ascii="Arial" w:eastAsia="Times New Roman" w:hAnsi="Arial" w:cs="Arial"/>
+          <w:sz w:val="24"/>
+          <w:szCs w:val="24"/>
+        </w:rPr>
+      </w:pPr>
+      <w:r>
+        <w:rPr>
+          <w:rFonts w:ascii="Arial" w:eastAsia="Times New Roman" w:hAnsi="Arial" w:cs="Arial"/>
+          <w:b/>
+          <w:bCs/>
+          <w:sz w:val="24"/>
+          <w:szCs w:val="24"/>
+        </w:rPr>
+        <w:t>DOM Elements:</w:t>
+      </w:r>
+      <w:r>
+        <w:rPr>
+          <w:rFonts w:ascii="Arial" w:eastAsia="Times New Roman" w:hAnsi="Arial" w:cs="Arial"/>
+          <w:sz w:val="24"/>
+          <w:szCs w:val="24"/>
+        </w:rPr>
+        <w:t xml:space="preserve"> Raw HTML input structures and forms captured by browser extension hooks on the target webpage.</w:t>
+      </w:r>
+    </w:p>
+    <w:p>
+      <w:pPr>
+        <w:numPr>
+          <w:ilvl w:val="0"/>
+          <w:numId w:val="7"/>
+        </w:numPr>
+        <w:spacing w:after="0" w:line="240" w:lineRule="auto"/>
+        <w:ind w:left="0"/>
+        <w:rPr>
+          <w:rFonts w:ascii="Arial" w:eastAsia="Times New Roman" w:hAnsi="Arial" w:cs="Arial"/>
+          <w:sz w:val="24"/>
+          <w:szCs w:val="24"/>
+        </w:rPr>
+      </w:pPr>
+      <w:r>
+        <w:rPr>
+          <w:rFonts w:ascii="Arial" w:eastAsia="Times New Roman" w:hAnsi="Arial" w:cs="Arial"/>
+          <w:b/>
+          <w:bCs/>
+          <w:sz w:val="24"/>
+          <w:szCs w:val="24"/>
+        </w:rPr>
+        <w:t>Profile Data:</w:t>
+      </w:r>
+      <w:r>
+        <w:rPr>
+          <w:rFonts w:ascii="Arial" w:eastAsia="Times New Roman" w:hAnsi="Arial" w:cs="Arial"/>
+          <w:sz w:val="24"/>
+          <w:szCs w:val="24"/>
+        </w:rPr>
+        <w:t xml:space="preserve"> Randomized baseline placeholder profiles and configured variables.</w:t>
+      </w:r>
+    </w:p>
+    <w:p>
+      <w:pPr>
+        <w:spacing w:after="0" w:line="240" w:lineRule="auto"/>
+        <w:rPr>
+          <w:rFonts w:ascii="Arial" w:eastAsia="Times New Roman" w:hAnsi="Arial" w:cs="Arial"/>
+          <w:sz w:val="24"/>
+          <w:szCs w:val="24"/>
+        </w:rPr>
+      </w:pPr>
+    </w:p>
+    <w:p>
+      <w:pPr>
+        <w:spacing w:line="240" w:lineRule="auto"/>
+        <w:rPr>
+          <w:rFonts w:ascii="Arial" w:eastAsia="Times New Roman" w:hAnsi="Arial" w:cs="Arial"/>
+          <w:b/>
+          <w:bCs/>
+          <w:sz w:val="24"/>
+          <w:szCs w:val="24"/>
+          <w:u w:val="single"/>
+        </w:rPr>
+      </w:pPr>
+      <w:r>
+        <w:rPr>
+          <w:rFonts w:ascii="Arial" w:eastAsia="Times New Roman" w:hAnsi="Arial" w:cs="Arial"/>
+          <w:b/>
+          <w:bCs/>
+          <w:sz w:val="24"/>
+          <w:szCs w:val="24"/>
+          <w:u w:val="single"/>
+        </w:rPr>
+        <w:t>2.2 Processes</w:t>
+      </w:r>
+    </w:p>
+    <w:p>
+      <w:pPr>
+        <w:numPr>
+          <w:ilvl w:val="0"/>
+          <w:numId w:val="8"/>
+        </w:numPr>
+        <w:spacing w:after="0" w:line="240" w:lineRule="auto"/>
+        <w:ind w:left="0"/>
+        <w:rPr>
+          <w:rFonts w:ascii="Arial" w:eastAsia="Times New Roman" w:hAnsi="Arial" w:cs="Arial"/>
+          <w:sz w:val="24"/>
+          <w:szCs w:val="24"/>
+        </w:rPr>
+      </w:pPr>
+      <w:r>
+        <w:rPr>
+          <w:rFonts w:ascii="Arial" w:eastAsia="Times New Roman" w:hAnsi="Arial" w:cs="Arial"/>
+          <w:b/>
+          <w:bCs/>
+          <w:sz w:val="24"/>
+          <w:szCs w:val="24"/>
+        </w:rPr>
+        <w:t>Field Extraction:</w:t>
+      </w:r>
+      <w:r>
+        <w:rPr>
+          <w:rFonts w:ascii="Arial" w:eastAsia="Times New Roman" w:hAnsi="Arial" w:cs="Arial"/>
+          <w:sz w:val="24"/>
+          <w:szCs w:val="24"/>
+        </w:rPr>
+        <w:t xml:space="preserve"> The extension scans and extracts target web form input structures.</w:t>
+      </w:r>
+    </w:p>
+    <w:p>
+      <w:pPr>
+        <w:numPr>
+          <w:ilvl w:val="0"/>
+          <w:numId w:val="8"/>
+        </w:numPr>
+        <w:spacing w:after="0" w:line="240" w:lineRule="auto"/>
+        <w:ind w:left="0"/>
+        <w:rPr>
+          <w:rFonts w:ascii="Arial" w:eastAsia="Times New Roman" w:hAnsi="Arial" w:cs="Arial"/>
+          <w:sz w:val="24"/>
+          <w:szCs w:val="24"/>
+        </w:rPr>
+      </w:pPr>
+      <w:r>
+        <w:rPr>
+          <w:rFonts w:ascii="Arial" w:eastAsia="Times New Roman" w:hAnsi="Arial" w:cs="Arial"/>
+          <w:b/>
+          <w:bCs/>
+          <w:sz w:val="24"/>
+          <w:szCs w:val="24"/>
+        </w:rPr>
+        <w:t>Regex Mapping:</w:t>
+      </w:r>
+      <w:r>
+        <w:rPr>
+          <w:rFonts w:ascii="Arial" w:eastAsia="Times New Roman" w:hAnsi="Arial" w:cs="Arial"/>
+          <w:sz w:val="24"/>
+          <w:szCs w:val="24"/>
+        </w:rPr>
+        <w:t xml:space="preserve"> The engine contextually maps form field meanings (e.g., </w:t>
+      </w:r>
+      <w:r>
+        <w:rPr>
+          <w:rFonts w:ascii="Courier New" w:eastAsia="Times New Roman" w:hAnsi="Courier New" w:cs="Courier New"/>
+          <w:sz w:val="21"/>
+          <w:szCs w:val="21"/>
+        </w:rPr>
+        <w:t>first_name</w:t>
+      </w:r>
+      <w:r>
+        <w:rPr>
+          <w:rFonts w:ascii="Arial" w:eastAsia="Times New Roman" w:hAnsi="Arial" w:cs="Arial"/>
+          <w:sz w:val="24"/>
+          <w:szCs w:val="24"/>
+        </w:rPr>
+        <w:t xml:space="preserve">, </w:t>
+      </w:r>
+      <w:r>
+        <w:rPr>
+          <w:rFonts w:ascii="Courier New" w:eastAsia="Times New Roman" w:hAnsi="Courier New" w:cs="Courier New"/>
+          <w:sz w:val="21"/>
+          <w:szCs w:val="21"/>
+        </w:rPr>
+        <w:t>email_address</w:t>
+      </w:r>
+      <w:r>
+        <w:rPr>
+          <w:rFonts w:ascii="Arial" w:eastAsia="Times New Roman" w:hAnsi="Arial" w:cs="Arial"/>
+          <w:sz w:val="24"/>
+          <w:szCs w:val="24"/>
+        </w:rPr>
+        <w:t xml:space="preserve">, </w:t>
+      </w:r>
+      <w:r>
+        <w:rPr>
+          <w:rFonts w:ascii="Courier New" w:eastAsia="Times New Roman" w:hAnsi="Courier New" w:cs="Courier New"/>
+          <w:sz w:val="21"/>
+          <w:szCs w:val="21"/>
+        </w:rPr>
+        <w:t>billing_zip</w:t>
+      </w:r>
+      <w:r>
+        <w:rPr>
+          <w:rFonts w:ascii="Arial" w:eastAsia="Times New Roman" w:hAnsi="Arial" w:cs="Arial"/>
+          <w:sz w:val="24"/>
+          <w:szCs w:val="24"/>
+        </w:rPr>
+        <w:t>) using regex lookup weights.</w:t>
+      </w:r>
+    </w:p>
+    <w:p>
+      <w:pPr>
+        <w:numPr>
+          <w:ilvl w:val="0"/>
+          <w:numId w:val="8"/>
+        </w:numPr>
+        <w:spacing w:after="0" w:line="240" w:lineRule="auto"/>
+        <w:ind w:left="0"/>
+        <w:rPr>
+          <w:rFonts w:ascii="Arial" w:eastAsia="Times New Roman" w:hAnsi="Arial" w:cs="Arial"/>
+          <w:sz w:val="24"/>
+          <w:szCs w:val="24"/>
+        </w:rPr>
+      </w:pPr>
+      <w:r>
+        <w:rPr>
+          <w:rFonts w:ascii="Arial" w:eastAsia="Times New Roman" w:hAnsi="Arial" w:cs="Arial"/>
+          <w:b/>
+          <w:bCs/>
+          <w:sz w:val="24"/>
+          <w:szCs w:val="24"/>
+        </w:rPr>
+        <w:t>Profile Binding:</w:t>
+      </w:r>
+      <w:r>
+        <w:rPr>
+          <w:rFonts w:ascii="Arial" w:eastAsia="Times New Roman" w:hAnsi="Arial" w:cs="Arial"/>
+          <w:sz w:val="24"/>
+          <w:szCs w:val="24"/>
+        </w:rPr>
+        <w:t xml:space="preserve"> The script links individual form locations to the randomized target placeholder data.</w:t>
+      </w:r>
+    </w:p>
+    <w:p>
+      <w:pPr>
+        <w:numPr>
+          <w:ilvl w:val="0"/>
+          <w:numId w:val="8"/>
+        </w:numPr>
+        <w:spacing w:after="0" w:line="240" w:lineRule="auto"/>
+        <w:ind w:left="0"/>
+        <w:rPr>
+          <w:rFonts w:ascii="Arial" w:eastAsia="Times New Roman" w:hAnsi="Arial" w:cs="Arial"/>
+          <w:sz w:val="24"/>
+          <w:szCs w:val="24"/>
+        </w:rPr>
+      </w:pPr>
+      <w:r>
+        <w:rPr>
+          <w:rFonts w:ascii="Arial" w:eastAsia="Times New Roman" w:hAnsi="Arial" w:cs="Arial"/>
+          <w:b/>
+          <w:bCs/>
+          <w:sz w:val="24"/>
+          <w:szCs w:val="24"/>
+        </w:rPr>
+        <w:t>Delay Injection:</w:t>
+      </w:r>
+      <w:r>
+        <w:rPr>
+          <w:rFonts w:ascii="Arial" w:eastAsia="Times New Roman" w:hAnsi="Arial" w:cs="Arial"/>
+          <w:sz w:val="24"/>
+          <w:szCs w:val="24"/>
+        </w:rPr>
+        <w:t xml:space="preserve"> The runner paces input delivery, inserting artificial execution delays (500ms to 2500ms) to emulate organic typing signatures.</w:t>
+      </w:r>
+    </w:p>
+    <w:p>
+      <w:pPr>
+        <w:spacing w:after="0" w:line="240" w:lineRule="auto"/>
+        <w:rPr>
+          <w:rFonts w:ascii="Arial" w:eastAsia="Times New Roman" w:hAnsi="Arial" w:cs="Arial"/>
+          <w:sz w:val="24"/>
+          <w:szCs w:val="24"/>
+        </w:rPr>
+      </w:pPr>
+    </w:p>
+    <w:p>
+      <w:pPr>
+        <w:spacing w:line="240" w:lineRule="auto"/>
+        <w:rPr>
+          <w:rFonts w:ascii="Arial" w:eastAsia="Times New Roman" w:hAnsi="Arial" w:cs="Arial"/>
+          <w:b/>
+          <w:bCs/>
+          <w:sz w:val="24"/>
+          <w:szCs w:val="24"/>
+          <w:u w:val="single"/>
+        </w:rPr>
+      </w:pPr>
+      <w:r>
+        <w:rPr>
+          <w:rFonts w:ascii="Arial" w:eastAsia="Times New Roman" w:hAnsi="Arial" w:cs="Arial"/>
+          <w:b/>
+          <w:bCs/>
+          <w:sz w:val="24"/>
+          <w:szCs w:val="24"/>
+          <w:u w:val="single"/>
+        </w:rPr>
+        <w:t>2.3 Outputs</w:t>
+      </w:r>
+    </w:p>
+    <w:p>
+      <w:pPr>
+        <w:numPr>
+          <w:ilvl w:val="0"/>
+          <w:numId w:val="9"/>
+        </w:numPr>
+        <w:spacing w:after="0" w:line="240" w:lineRule="auto"/>
+        <w:ind w:left="0"/>
+        <w:rPr>
+          <w:rFonts w:ascii="Arial" w:eastAsia="Times New Roman" w:hAnsi="Arial" w:cs="Arial"/>
+          <w:sz w:val="24"/>
+          <w:szCs w:val="24"/>
+        </w:rPr>
+      </w:pPr>
+      <w:r>
+        <w:rPr>
+          <w:rFonts w:ascii="Arial" w:eastAsia="Times New Roman" w:hAnsi="Arial" w:cs="Arial"/>
+          <w:b/>
+          <w:bCs/>
+          <w:sz w:val="24"/>
+          <w:szCs w:val="24"/>
+        </w:rPr>
+        <w:t>Populated Form:</w:t>
+      </w:r>
+      <w:r>
+        <w:rPr>
+          <w:rFonts w:ascii="Arial" w:eastAsia="Times New Roman" w:hAnsi="Arial" w:cs="Arial"/>
+          <w:sz w:val="24"/>
+          <w:szCs w:val="24"/>
+        </w:rPr>
+        <w:t xml:space="preserve"> An instantly filled out web form on the client browser ready for execution.</w:t>
+      </w:r>
+    </w:p>
+    <w:p>
+      <w:pPr>
+        <w:numPr>
+          <w:ilvl w:val="0"/>
+          <w:numId w:val="9"/>
+        </w:numPr>
+        <w:spacing w:after="0" w:line="240" w:lineRule="auto"/>
+        <w:ind w:left="0"/>
+        <w:rPr>
+          <w:rFonts w:ascii="Arial" w:eastAsia="Times New Roman" w:hAnsi="Arial" w:cs="Arial"/>
+          <w:sz w:val="24"/>
+          <w:szCs w:val="24"/>
+        </w:rPr>
+      </w:pPr>
+      <w:r>
+        <w:rPr>
+          <w:rFonts w:ascii="Arial" w:eastAsia="Times New Roman" w:hAnsi="Arial" w:cs="Arial"/>
+          <w:b/>
+          <w:bCs/>
+          <w:sz w:val="24"/>
+          <w:szCs w:val="24"/>
+        </w:rPr>
+        <w:t>Data Submission:</w:t>
+      </w:r>
+      <w:r>
+        <w:rPr>
+          <w:rFonts w:ascii="Arial" w:eastAsia="Times New Roman" w:hAnsi="Arial" w:cs="Arial"/>
+          <w:sz w:val="24"/>
+          <w:szCs w:val="24"/>
+        </w:rPr>
+        <w:t xml:space="preserve"> The finalized data payload delivered safely to the target third-party platform.</w:t>
+      </w:r>
+    </w:p>
+    <w:p>
+      <w:pPr>
+        <w:spacing w:before="480" w:after="480" w:line="240" w:lineRule="auto"/>
+        <w:rPr>
+          <w:rFonts w:ascii="Arial" w:eastAsia="Times New Roman" w:hAnsi="Arial" w:cs="Arial"/>
+          <w:b/>
+          <w:bCs/>
+          <w:sz w:val="30"/>
+          <w:szCs w:val="30"/>
+        </w:rPr>
+      </w:pPr>
+      <w:r>
+        <w:rPr>
+          <w:rFonts w:ascii="Arial" w:eastAsia="Times New Roman" w:hAnsi="Arial" w:cs="Arial"/>
+          <w:b/>
+          <w:bCs/>
+          <w:sz w:val="30"/>
+          <w:szCs w:val="30"/>
+        </w:rPr>
+        <w:t>3. In</w:t>
+      </w:r>
+      <w:r>
+        <w:rPr>
+          <w:rFonts w:ascii="Arial" w:eastAsia="Times New Roman" w:hAnsi="Arial" w:cs="Arial"/>
+          <w:b/>
+          <w:bCs/>
+          <w:sz w:val="30"/>
+          <w:szCs w:val="30"/>
+        </w:rPr>
+        <w:t>ound Mail Processing &amp; Data Routing</w:t>
+      </w:r>
+    </w:p>
+    <w:p>
+      <w:pPr>
+        <w:spacing w:before="480" w:after="480" w:line="240" w:lineRule="auto"/>
+        <w:rPr>
+          <w:rFonts w:ascii="Arial" w:eastAsia="Times New Roman" w:hAnsi="Arial" w:cs="Arial"/>
+          <w:b/>
+          <w:bCs/>
+          <w:sz w:val="24"/>
+          <w:szCs w:val="24"/>
+          <w:u w:val="single"/>
+        </w:rPr>
+      </w:pPr>
+      <w:r>
+        <w:rPr>
+          <w:rFonts w:ascii="Arial" w:eastAsia="Times New Roman" w:hAnsi="Arial" w:cs="Arial"/>
+          <w:b/>
+          <w:bCs/>
+          <w:sz w:val="24"/>
+          <w:szCs w:val="24"/>
+          <w:u w:val="single"/>
+        </w:rPr>
+        <w:t>3.1 Inputs</w:t>
+      </w:r>
+    </w:p>
+    <w:p>
+      <w:pPr>
+        <w:numPr>
+          <w:ilvl w:val="0"/>
+          <w:numId w:val="10"/>
+        </w:numPr>
+        <w:spacing w:after="0" w:line="240" w:lineRule="auto"/>
+        <w:ind w:left="0"/>
+        <w:rPr>
+          <w:rFonts w:ascii="Arial" w:eastAsia="Times New Roman" w:hAnsi="Arial" w:cs="Arial"/>
+          <w:sz w:val="24"/>
+          <w:szCs w:val="24"/>
+        </w:rPr>
+      </w:pPr>
+      <w:r>
+        <w:rPr>
+          <w:rFonts w:ascii="Arial" w:eastAsia="Times New Roman" w:hAnsi="Arial" w:cs="Arial"/>
+          <w:b/>
+          <w:bCs/>
+          <w:sz w:val="24"/>
+          <w:szCs w:val="24"/>
+        </w:rPr>
+        <w:t>Raw SMTP Traffic:</w:t>
+      </w:r>
+      <w:r>
+        <w:rPr>
+          <w:rFonts w:ascii="Arial" w:eastAsia="Times New Roman" w:hAnsi="Arial" w:cs="Arial"/>
+          <w:sz w:val="24"/>
+          <w:szCs w:val="24"/>
+        </w:rPr>
+        <w:t xml:space="preserve"> Inbound mail payloads and multi-part data arriving at edge MX boundary servers.</w:t>
+      </w:r>
+    </w:p>
+    <w:p>
+      <w:pPr>
+        <w:numPr>
+          <w:ilvl w:val="0"/>
+          <w:numId w:val="10"/>
+        </w:numPr>
+        <w:spacing w:after="0" w:line="240" w:lineRule="auto"/>
+        <w:ind w:left="0"/>
+        <w:rPr>
+          <w:rFonts w:ascii="Arial" w:eastAsia="Times New Roman" w:hAnsi="Arial" w:cs="Arial"/>
+          <w:sz w:val="24"/>
+          <w:szCs w:val="24"/>
+        </w:rPr>
+      </w:pPr>
+      <w:r>
+        <w:rPr>
+          <w:rFonts w:ascii="Arial" w:eastAsia="Times New Roman" w:hAnsi="Arial" w:cs="Arial"/>
+          <w:b/>
+          <w:bCs/>
+          <w:sz w:val="24"/>
+          <w:szCs w:val="24"/>
+        </w:rPr>
+        <w:lastRenderedPageBreak/>
+        <w:t>Attachments:</w:t>
+      </w:r>
+      <w:r>
+        <w:rPr>
+          <w:rFonts w:ascii="Arial" w:eastAsia="Times New Roman" w:hAnsi="Arial" w:cs="Arial"/>
+          <w:sz w:val="24"/>
+          <w:szCs w:val="24"/>
+        </w:rPr>
+        <w:t xml:space="preserve"> Embedded files and components inside incoming messages.</w:t>
+      </w:r>
+    </w:p>
+    <w:p>
+      <w:pPr>
+        <w:spacing w:after="0" w:line="240" w:lineRule="auto"/>
+        <w:rPr>
+          <w:rFonts w:ascii="Arial" w:eastAsia="Times New Roman" w:hAnsi="Arial" w:cs="Arial"/>
+          <w:sz w:val="24"/>
+          <w:szCs w:val="24"/>
+        </w:rPr>
+      </w:pPr>
+    </w:p>
+    <w:p>
+      <w:pPr>
+        <w:spacing w:line="240" w:lineRule="auto"/>
+        <w:rPr>
+          <w:rFonts w:ascii="Arial" w:eastAsia="Times New Roman" w:hAnsi="Arial" w:cs="Arial"/>
+          <w:b/>
+          <w:bCs/>
+          <w:sz w:val="24"/>
+          <w:szCs w:val="24"/>
+          <w:u w:val="single"/>
+        </w:rPr>
+      </w:pPr>
+      <w:r>
+        <w:rPr>
+          <w:rFonts w:ascii="Arial" w:eastAsia="Times New Roman" w:hAnsi="Arial" w:cs="Arial"/>
+          <w:b/>
+          <w:bCs/>
+          <w:sz w:val="24"/>
+          <w:szCs w:val="24"/>
+          <w:u w:val="single"/>
+        </w:rPr>
+        <w:t>3.2 Processes</w:t>
+      </w:r>
+    </w:p>
+    <w:p>
+      <w:pPr>
+        <w:numPr>
+          <w:ilvl w:val="0"/>
+          <w:numId w:val="11"/>
+        </w:numPr>
+        <w:spacing w:after="0" w:line="240" w:lineRule="auto"/>
+        <w:ind w:left="0"/>
+        <w:rPr>
+          <w:rFonts w:ascii="Arial" w:eastAsia="Times New Roman" w:hAnsi="Arial" w:cs="Arial"/>
+          <w:sz w:val="24"/>
+          <w:szCs w:val="24"/>
+        </w:rPr>
+      </w:pPr>
+      <w:r>
+        <w:rPr>
+          <w:rFonts w:ascii="Arial" w:eastAsia="Times New Roman" w:hAnsi="Arial" w:cs="Arial"/>
+          <w:b/>
+          <w:bCs/>
+          <w:sz w:val="24"/>
+          <w:szCs w:val="24"/>
+        </w:rPr>
+        <w:t>Hot-Routing:</w:t>
+      </w:r>
+      <w:r>
+        <w:rPr>
+          <w:rFonts w:ascii="Arial" w:eastAsia="Times New Roman" w:hAnsi="Arial" w:cs="Arial"/>
+          <w:sz w:val="24"/>
+          <w:szCs w:val="24"/>
+        </w:rPr>
+        <w:t xml:space="preserve"> Redis 7.0 caches transient verification tokens to manage real-time traffic delivery.</w:t>
+      </w:r>
+    </w:p>
+    <w:p>
+      <w:pPr>
+        <w:numPr>
+          <w:ilvl w:val="0"/>
+          <w:numId w:val="11"/>
+        </w:numPr>
+        <w:spacing w:after="0" w:line="240" w:lineRule="auto"/>
+        <w:ind w:left="0"/>
+        <w:rPr>
+          <w:rFonts w:ascii="Arial" w:eastAsia="Times New Roman" w:hAnsi="Arial" w:cs="Arial"/>
+          <w:sz w:val="24"/>
+          <w:szCs w:val="24"/>
+        </w:rPr>
+      </w:pPr>
+      <w:r>
+        <w:rPr>
+          <w:rFonts w:ascii="Arial" w:eastAsia="Times New Roman" w:hAnsi="Arial" w:cs="Arial"/>
+          <w:b/>
+          <w:bCs/>
+          <w:sz w:val="24"/>
+          <w:szCs w:val="24"/>
+        </w:rPr>
+        <w:t>Sandbox Inspection:</w:t>
+      </w:r>
+      <w:r>
+        <w:rPr>
+          <w:rFonts w:ascii="Arial" w:eastAsia="Times New Roman" w:hAnsi="Arial" w:cs="Arial"/>
+          <w:sz w:val="24"/>
+          <w:szCs w:val="24"/>
+        </w:rPr>
+        <w:t xml:space="preserve"> Inbound attachments are dynamically isolated and scanned inside a cloud sandbox to suppress execution risks.</w:t>
+      </w:r>
+    </w:p>
+    <w:p>
+      <w:pPr>
+        <w:numPr>
+          <w:ilvl w:val="0"/>
+          <w:numId w:val="11"/>
+        </w:numPr>
+        <w:spacing w:after="0" w:line="240" w:lineRule="auto"/>
+        <w:ind w:left="0"/>
+        <w:rPr>
+          <w:rFonts w:ascii="Arial" w:eastAsia="Times New Roman" w:hAnsi="Arial" w:cs="Arial"/>
+          <w:sz w:val="24"/>
+          <w:szCs w:val="24"/>
+        </w:rPr>
+      </w:pPr>
+      <w:r>
+        <w:rPr>
+          <w:rFonts w:ascii="Arial" w:eastAsia="Times New Roman" w:hAnsi="Arial" w:cs="Arial"/>
+          <w:b/>
+          <w:bCs/>
+          <w:sz w:val="24"/>
+          <w:szCs w:val="24"/>
+        </w:rPr>
+        <w:t>Payload Sanitization:</w:t>
+      </w:r>
+      <w:r>
+        <w:rPr>
+          <w:rFonts w:ascii="Arial" w:eastAsia="Times New Roman" w:hAnsi="Arial" w:cs="Arial"/>
+          <w:sz w:val="24"/>
+          <w:szCs w:val="24"/>
+        </w:rPr>
+        <w:t xml:space="preserve"> Mail handlers actively strip out tracking scripts, malicious tracking pixel blocks, and execution headers.</w:t>
+      </w:r>
+    </w:p>
+    <w:p>
+      <w:pPr>
+        <w:numPr>
+          <w:ilvl w:val="0"/>
+          <w:numId w:val="11"/>
+        </w:numPr>
+        <w:spacing w:after="0" w:line="240" w:lineRule="auto"/>
+        <w:ind w:left="0"/>
+        <w:rPr>
+          <w:rFonts w:ascii="Arial" w:eastAsia="Times New Roman" w:hAnsi="Arial" w:cs="Arial"/>
+          <w:sz w:val="24"/>
+          <w:szCs w:val="24"/>
+        </w:rPr>
+      </w:pPr>
+      <w:r>
+        <w:rPr>
+          <w:rFonts w:ascii="Arial" w:eastAsia="Times New Roman" w:hAnsi="Arial" w:cs="Arial"/>
+          <w:b/>
+          <w:bCs/>
+          <w:sz w:val="24"/>
+          <w:szCs w:val="24"/>
+        </w:rPr>
+        <w:t>Volatile Wipe:</w:t>
+      </w:r>
+      <w:r>
+        <w:rPr>
+          <w:rFonts w:ascii="Arial" w:eastAsia="Times New Roman" w:hAnsi="Arial" w:cs="Arial"/>
+          <w:sz w:val="24"/>
+          <w:szCs w:val="24"/>
+        </w:rPr>
+        <w:t xml:space="preserve"> The execution runtime automatically purges raw payload inputs from local client memory immediately in the event of an engine crash.</w:t>
+      </w:r>
+    </w:p>
+    <w:p>
+      <w:pPr>
+        <w:spacing w:after="0" w:line="240" w:lineRule="auto"/>
+        <w:rPr>
+          <w:rFonts w:ascii="Arial" w:eastAsia="Times New Roman" w:hAnsi="Arial" w:cs="Arial"/>
+          <w:sz w:val="24"/>
+          <w:szCs w:val="24"/>
+        </w:rPr>
+      </w:pPr>
+    </w:p>
+    <w:p>
+      <w:pPr>
+        <w:spacing w:line="240" w:lineRule="auto"/>
+        <w:rPr>
+          <w:rFonts w:ascii="Arial" w:eastAsia="Times New Roman" w:hAnsi="Arial" w:cs="Arial"/>
+          <w:b/>
+          <w:bCs/>
+          <w:sz w:val="24"/>
+          <w:szCs w:val="24"/>
+          <w:u w:val="single"/>
+        </w:rPr>
+      </w:pPr>
+      <w:r>
+        <w:rPr>
+          <w:rFonts w:ascii="Arial" w:eastAsia="Times New Roman" w:hAnsi="Arial" w:cs="Arial"/>
+          <w:b/>
+          <w:bCs/>
+          <w:sz w:val="24"/>
+          <w:szCs w:val="24"/>
+          <w:u w:val="single"/>
+        </w:rPr>
+        <w:t>3.3 Outputs</w:t>
+      </w:r>
+    </w:p>
+    <w:p>
+      <w:pPr>
+        <w:numPr>
+          <w:ilvl w:val="0"/>
+          <w:numId w:val="12"/>
+        </w:numPr>
+        <w:spacing w:after="0" w:line="240" w:lineRule="auto"/>
+        <w:ind w:left="0"/>
+        <w:rPr>
+          <w:rFonts w:ascii="Arial" w:eastAsia="Times New Roman" w:hAnsi="Arial" w:cs="Arial"/>
+          <w:sz w:val="24"/>
+          <w:szCs w:val="24"/>
+        </w:rPr>
+      </w:pPr>
+      <w:r>
+        <w:rPr>
+          <w:rFonts w:ascii="Arial" w:eastAsia="Times New Roman" w:hAnsi="Arial" w:cs="Arial"/>
+          <w:b/>
+          <w:bCs/>
+          <w:sz w:val="24"/>
+          <w:szCs w:val="24"/>
+        </w:rPr>
+        <w:t>Sanitized View:</w:t>
+      </w:r>
+      <w:r>
+        <w:rPr>
+          <w:rFonts w:ascii="Arial" w:eastAsia="Times New Roman" w:hAnsi="Arial" w:cs="Arial"/>
+          <w:sz w:val="24"/>
+          <w:szCs w:val="24"/>
+        </w:rPr>
+        <w:t xml:space="preserve"> A secure email body rendered inside the user dashboard view pane within 1.5 seconds of reaching edge servers.</w:t>
+      </w:r>
+    </w:p>
+    <w:p>
+      <w:pPr>
+        <w:numPr>
+          <w:ilvl w:val="0"/>
+          <w:numId w:val="12"/>
+        </w:numPr>
+        <w:spacing w:after="0" w:line="240" w:lineRule="auto"/>
+        <w:ind w:left="0"/>
+        <w:rPr>
+          <w:rFonts w:ascii="Arial" w:eastAsia="Times New Roman" w:hAnsi="Arial" w:cs="Arial"/>
+          <w:sz w:val="24"/>
+          <w:szCs w:val="24"/>
+        </w:rPr>
+      </w:pPr>
+      <w:r>
+        <w:rPr>
+          <w:rFonts w:ascii="Arial" w:eastAsia="Times New Roman" w:hAnsi="Arial" w:cs="Arial"/>
+          <w:b/>
+          <w:bCs/>
+          <w:sz w:val="24"/>
+          <w:szCs w:val="24"/>
+        </w:rPr>
+        <w:t>Clean Memory Space:</w:t>
+      </w:r>
+      <w:r>
+        <w:rPr>
+          <w:rFonts w:ascii="Arial" w:eastAsia="Times New Roman" w:hAnsi="Arial" w:cs="Arial"/>
+          <w:sz w:val="24"/>
+          <w:szCs w:val="24"/>
+        </w:rPr>
+        <w:t xml:space="preserve"> A completely cleared client workspace post-crash or post-session, leaving no persistent memory footprint.</w:t>
+      </w:r>
+    </w:p>
+    <w:p>
+      <w:pPr>
+        <w:spacing w:after="0" w:line="240" w:lineRule="auto"/>
+        <w:rPr>
+          <w:rFonts w:ascii="Arial" w:eastAsia="Times New Roman" w:hAnsi="Arial" w:cs="Arial"/>
+          <w:sz w:val="24"/>
+          <w:szCs w:val="24"/>
+        </w:rPr>
+      </w:pPr>
+    </w:p>
+    <w:p>
+      <w:pPr>
+        <w:rPr>
+          <w:rFonts w:ascii="Times New Roman" w:hAnsi="Times New Roman" w:cs="Times New Roman"/>
+          <w:b/>
+          <w:sz w:val="40"/>
+          <w:szCs w:val="40"/>
+          <w:u w:val="single"/>
+        </w:rPr>
+      </w:pPr>
+      <w:r>
+        <w:rPr>
+          <w:rFonts w:ascii="Times New Roman" w:hAnsi="Times New Roman" w:cs="Times New Roman"/>
+          <w:b/>
+          <w:sz w:val="40"/>
+          <w:szCs w:val="40"/>
+        </w:rPr>
+        <w:t>7</w:t>
+      </w:r>
+      <w:r>
+        <w:rPr>
+          <w:rFonts w:ascii="Times New Roman" w:hAnsi="Times New Roman" w:cs="Times New Roman"/>
+          <w:b/>
+          <w:sz w:val="40"/>
+          <w:szCs w:val="40"/>
+        </w:rPr>
+        <w:t xml:space="preserve">. </w:t>
+      </w:r>
+      <w:r>
+        <w:rPr>
+          <w:rFonts w:ascii="Times New Roman" w:hAnsi="Times New Roman" w:cs="Times New Roman"/>
+          <w:b/>
+          <w:sz w:val="40"/>
+          <w:szCs w:val="40"/>
           <w:u w:val="single"/>
         </w:rPr>
         <w:t>Other Requirements</w:t>
@@ -2696,46 +3771,16 @@
         </w:rPr>
         <w:t>1. TBD-1: Specification on exact structural rules for scaling automated optical character recognition (OCR) captures on advanced form CAPTCHAs.</w:t>
       </w:r>
-    </w:p>
-    <w:p>
-      <w:pPr>
-        <w:rPr>
-          <w:rFonts w:ascii="Times New Roman" w:hAnsi="Times New Roman" w:cs="Times New Roman"/>
-          <w:sz w:val="24"/>
-          <w:szCs w:val="24"/>
-        </w:rPr>
-      </w:pPr>
-    </w:p>
-    <w:p>
-      <w:pPr>
-        <w:rPr>
-          <w:rFonts w:ascii="Times New Roman" w:hAnsi="Times New Roman" w:cs="Times New Roman"/>
-          <w:sz w:val="24"/>
-          <w:szCs w:val="24"/>
-        </w:rPr>
-      </w:pPr>
-    </w:p>
-    <w:p>
-      <w:pPr>
-        <w:rPr>
-          <w:rFonts w:ascii="Times New Roman" w:hAnsi="Times New Roman" w:cs="Times New Roman"/>
-          <w:sz w:val="24"/>
-          <w:szCs w:val="24"/>
-        </w:rPr>
-      </w:pPr>
-    </w:p>
-    <w:p>
-      <w:pPr>
-        <w:rPr>
-          <w:rFonts w:ascii="Times New Roman" w:hAnsi="Times New Roman" w:cs="Times New Roman"/>
-          <w:sz w:val="24"/>
-          <w:szCs w:val="24"/>
-        </w:rPr>
-      </w:pPr>
     </w:p>
     <w:sectPr>
       <w:pgSz w:w="12240" w:h="15840"/>
       <w:pgMar w:top="1440" w:right="1440" w:bottom="1440" w:left="1440" w:header="720" w:footer="720" w:gutter="0"/>
+      <w:pgBorders w:offsetFrom="page">
+        <w:top w:val="single" w:sz="4" w:space="24" w:color="auto"/>
+        <w:left w:val="single" w:sz="4" w:space="24" w:color="auto"/>
+        <w:bottom w:val="single" w:sz="4" w:space="24" w:color="auto"/>
+        <w:right w:val="single" w:sz="4" w:space="24" w:color="auto"/>
+      </w:pgBorders>
       <w:cols w:space="720"/>
       <w:docGrid w:linePitch="360"/>
     </w:sectPr>
@@ -2900,6 +3945,453 @@
     </w:lvl>
   </w:abstractNum>
   <w:abstractNum w:abstractNumId="1">
+    <w:nsid w:val="02187C59"/>
+    <w:multiLevelType w:val="multilevel"/>
+    <w:tmpl w:val="8D1C16BE"/>
+    <w:lvl w:ilvl="0">
+      <w:start w:val="1"/>
+      <w:numFmt w:val="bullet"/>
+      <w:lvlText w:val=""/>
+      <w:lvlJc w:val="left"/>
+      <w:pPr>
+        <w:tabs>
+          <w:tab w:val="num" w:pos="720"/>
+        </w:tabs>
+        <w:ind w:left="720" w:hanging="360"/>
+      </w:pPr>
+      <w:rPr>
+        <w:rFonts w:ascii="Symbol" w:hAnsi="Symbol" w:hint="default"/>
+        <w:sz w:val="20"/>
+      </w:rPr>
+    </w:lvl>
+    <w:lvl w:ilvl="1" w:tentative="1">
+      <w:start w:val="1"/>
+      <w:numFmt w:val="bullet"/>
+      <w:lvlText w:val="o"/>
+      <w:lvlJc w:val="left"/>
+      <w:pPr>
+        <w:tabs>
+          <w:tab w:val="num" w:pos="1440"/>
+        </w:tabs>
+        <w:ind w:left="1440" w:hanging="360"/>
+      </w:pPr>
+      <w:rPr>
+        <w:rFonts w:ascii="Courier New" w:hAnsi="Courier New" w:hint="default"/>
+        <w:sz w:val="20"/>
+      </w:rPr>
+    </w:lvl>
+    <w:lvl w:ilvl="2" w:tentative="1">
+      <w:start w:val="1"/>
+      <w:numFmt w:val="bullet"/>
+      <w:lvlText w:val=""/>
+      <w:lvlJc w:val="left"/>
+      <w:pPr>
+        <w:tabs>
+          <w:tab w:val="num" w:pos="2160"/>
+        </w:tabs>
+        <w:ind w:left="2160" w:hanging="360"/>
+      </w:pPr>
+      <w:rPr>
+        <w:rFonts w:ascii="Wingdings" w:hAnsi="Wingdings" w:hint="default"/>
+        <w:sz w:val="20"/>
+      </w:rPr>
+    </w:lvl>
+    <w:lvl w:ilvl="3" w:tentative="1">
+      <w:start w:val="1"/>
+      <w:numFmt w:val="bullet"/>
+      <w:lvlText w:val=""/>
+      <w:lvlJc w:val="left"/>
+      <w:pPr>
+        <w:tabs>
+          <w:tab w:val="num" w:pos="2880"/>
+        </w:tabs>
+        <w:ind w:left="2880" w:hanging="360"/>
+      </w:pPr>
+      <w:rPr>
+        <w:rFonts w:ascii="Wingdings" w:hAnsi="Wingdings" w:hint="default"/>
+        <w:sz w:val="20"/>
+      </w:rPr>
+    </w:lvl>
+    <w:lvl w:ilvl="4" w:tentative="1">
+      <w:start w:val="1"/>
+      <w:numFmt w:val="bullet"/>
+      <w:lvlText w:val=""/>
+      <w:lvlJc w:val="left"/>
+      <w:pPr>
+        <w:tabs>
+          <w:tab w:val="num" w:pos="3600"/>
+        </w:tabs>
+        <w:ind w:left="3600" w:hanging="360"/>
+      </w:pPr>
+      <w:rPr>
+        <w:rFonts w:ascii="Wingdings" w:hAnsi="Wingdings" w:hint="default"/>
+        <w:sz w:val="20"/>
+      </w:rPr>
+    </w:lvl>
+    <w:lvl w:ilvl="5" w:tentative="1">
+      <w:start w:val="1"/>
+      <w:numFmt w:val="bullet"/>
+      <w:lvlText w:val=""/>
+      <w:lvlJc w:val="left"/>
+      <w:pPr>
+        <w:tabs>
+          <w:tab w:val="num" w:pos="4320"/>
+        </w:tabs>
+        <w:ind w:left="4320" w:hanging="360"/>
+      </w:pPr>
+      <w:rPr>
+        <w:rFonts w:ascii="Wingdings" w:hAnsi="Wingdings" w:hint="default"/>
+        <w:sz w:val="20"/>
+      </w:rPr>
+    </w:lvl>
+    <w:lvl w:ilvl="6" w:tentative="1">
+      <w:start w:val="1"/>
+      <w:numFmt w:val="bullet"/>
+      <w:lvlText w:val=""/>
+      <w:lvlJc w:val="left"/>
+      <w:pPr>
+        <w:tabs>
+          <w:tab w:val="num" w:pos="5040"/>
+        </w:tabs>
+        <w:ind w:left="5040" w:hanging="360"/>
+      </w:pPr>
+      <w:rPr>
+        <w:rFonts w:ascii="Wingdings" w:hAnsi="Wingdings" w:hint="default"/>
+        <w:sz w:val="20"/>
+      </w:rPr>
+    </w:lvl>
+    <w:lvl w:ilvl="7" w:tentative="1">
+      <w:start w:val="1"/>
+      <w:numFmt w:val="bullet"/>
+      <w:lvlText w:val=""/>
+      <w:lvlJc w:val="left"/>
+      <w:pPr>
+        <w:tabs>
+          <w:tab w:val="num" w:pos="5760"/>
+        </w:tabs>
+        <w:ind w:left="5760" w:hanging="360"/>
+      </w:pPr>
+      <w:rPr>
+        <w:rFonts w:ascii="Wingdings" w:hAnsi="Wingdings" w:hint="default"/>
+        <w:sz w:val="20"/>
+      </w:rPr>
+    </w:lvl>
+    <w:lvl w:ilvl="8" w:tentative="1">
+      <w:start w:val="1"/>
+      <w:numFmt w:val="bullet"/>
+      <w:lvlText w:val=""/>
+      <w:lvlJc w:val="left"/>
+      <w:pPr>
+        <w:tabs>
+          <w:tab w:val="num" w:pos="6480"/>
+        </w:tabs>
+        <w:ind w:left="6480" w:hanging="360"/>
+      </w:pPr>
+      <w:rPr>
+        <w:rFonts w:ascii="Wingdings" w:hAnsi="Wingdings" w:hint="default"/>
+        <w:sz w:val="20"/>
+      </w:rPr>
+    </w:lvl>
+  </w:abstractNum>
+  <w:abstractNum w:abstractNumId="2">
+    <w:nsid w:val="0A5B657B"/>
+    <w:multiLevelType w:val="multilevel"/>
+    <w:tmpl w:val="BA62DCE2"/>
+    <w:lvl w:ilvl="0">
+      <w:start w:val="1"/>
+      <w:numFmt w:val="bullet"/>
+      <w:lvlText w:val=""/>
+      <w:lvlJc w:val="left"/>
+      <w:pPr>
+        <w:tabs>
+          <w:tab w:val="num" w:pos="720"/>
+        </w:tabs>
+        <w:ind w:left="720" w:hanging="360"/>
+      </w:pPr>
+      <w:rPr>
+        <w:rFonts w:ascii="Symbol" w:hAnsi="Symbol" w:hint="default"/>
+        <w:sz w:val="20"/>
+      </w:rPr>
+    </w:lvl>
+    <w:lvl w:ilvl="1" w:tentative="1">
+      <w:start w:val="1"/>
+      <w:numFmt w:val="bullet"/>
+      <w:lvlText w:val="o"/>
+      <w:lvlJc w:val="left"/>
+      <w:pPr>
+        <w:tabs>
+          <w:tab w:val="num" w:pos="1440"/>
+        </w:tabs>
+        <w:ind w:left="1440" w:hanging="360"/>
+      </w:pPr>
+      <w:rPr>
+        <w:rFonts w:ascii="Courier New" w:hAnsi="Courier New" w:hint="default"/>
+        <w:sz w:val="20"/>
+      </w:rPr>
+    </w:lvl>
+    <w:lvl w:ilvl="2" w:tentative="1">
+      <w:start w:val="1"/>
+      <w:numFmt w:val="bullet"/>
+      <w:lvlText w:val=""/>
+      <w:lvlJc w:val="left"/>
+      <w:pPr>
+        <w:tabs>
+          <w:tab w:val="num" w:pos="2160"/>
+        </w:tabs>
+        <w:ind w:left="2160" w:hanging="360"/>
+      </w:pPr>
+      <w:rPr>
+        <w:rFonts w:ascii="Wingdings" w:hAnsi="Wingdings" w:hint="default"/>
+        <w:sz w:val="20"/>
+      </w:rPr>
+    </w:lvl>
+    <w:lvl w:ilvl="3" w:tentative="1">
+      <w:start w:val="1"/>
+      <w:numFmt w:val="bullet"/>
+      <w:lvlText w:val=""/>
+      <w:lvlJc w:val="left"/>
+      <w:pPr>
+        <w:tabs>
+          <w:tab w:val="num" w:pos="2880"/>
+        </w:tabs>
+        <w:ind w:left="2880" w:hanging="360"/>
+      </w:pPr>
+      <w:rPr>
+        <w:rFonts w:ascii="Wingdings" w:hAnsi="Wingdings" w:hint="default"/>
+        <w:sz w:val="20"/>
+      </w:rPr>
+    </w:lvl>
+    <w:lvl w:ilvl="4" w:tentative="1">
+      <w:start w:val="1"/>
+      <w:numFmt w:val="bullet"/>
+      <w:lvlText w:val=""/>
+      <w:lvlJc w:val="left"/>
+      <w:pPr>
+        <w:tabs>
+          <w:tab w:val="num" w:pos="3600"/>
+        </w:tabs>
+        <w:ind w:left="3600" w:hanging="360"/>
+      </w:pPr>
+      <w:rPr>
+        <w:rFonts w:ascii="Wingdings" w:hAnsi="Wingdings" w:hint="default"/>
+        <w:sz w:val="20"/>
+      </w:rPr>
+    </w:lvl>
+    <w:lvl w:ilvl="5" w:tentative="1">
+      <w:start w:val="1"/>
+      <w:numFmt w:val="bullet"/>
+      <w:lvlText w:val=""/>
+      <w:lvlJc w:val="left"/>
+      <w:pPr>
+        <w:tabs>
+          <w:tab w:val="num" w:pos="4320"/>
+        </w:tabs>
+        <w:ind w:left="4320" w:hanging="360"/>
+      </w:pPr>
+      <w:rPr>
+        <w:rFonts w:ascii="Wingdings" w:hAnsi="Wingdings" w:hint="default"/>
+        <w:sz w:val="20"/>
+      </w:rPr>
+    </w:lvl>
+    <w:lvl w:ilvl="6" w:tentative="1">
+      <w:start w:val="1"/>
+      <w:numFmt w:val="bullet"/>
+      <w:lvlText w:val=""/>
+      <w:lvlJc w:val="left"/>
+      <w:pPr>
+        <w:tabs>
+          <w:tab w:val="num" w:pos="5040"/>
+        </w:tabs>
+        <w:ind w:left="5040" w:hanging="360"/>
+      </w:pPr>
+      <w:rPr>
+        <w:rFonts w:ascii="Wingdings" w:hAnsi="Wingdings" w:hint="default"/>
+        <w:sz w:val="20"/>
+      </w:rPr>
+    </w:lvl>
+    <w:lvl w:ilvl="7" w:tentative="1">
+      <w:start w:val="1"/>
+      <w:numFmt w:val="bullet"/>
+      <w:lvlText w:val=""/>
+      <w:lvlJc w:val="left"/>
+      <w:pPr>
+        <w:tabs>
+          <w:tab w:val="num" w:pos="5760"/>
+        </w:tabs>
+        <w:ind w:left="5760" w:hanging="360"/>
+      </w:pPr>
+      <w:rPr>
+        <w:rFonts w:ascii="Wingdings" w:hAnsi="Wingdings" w:hint="default"/>
+        <w:sz w:val="20"/>
+      </w:rPr>
+    </w:lvl>
+    <w:lvl w:ilvl="8" w:tentative="1">
+      <w:start w:val="1"/>
+      <w:numFmt w:val="bullet"/>
+      <w:lvlText w:val=""/>
+      <w:lvlJc w:val="left"/>
+      <w:pPr>
+        <w:tabs>
+          <w:tab w:val="num" w:pos="6480"/>
+        </w:tabs>
+        <w:ind w:left="6480" w:hanging="360"/>
+      </w:pPr>
+      <w:rPr>
+        <w:rFonts w:ascii="Wingdings" w:hAnsi="Wingdings" w:hint="default"/>
+        <w:sz w:val="20"/>
+      </w:rPr>
+    </w:lvl>
+  </w:abstractNum>
+  <w:abstractNum w:abstractNumId="3">
+    <w:nsid w:val="164A444C"/>
+    <w:multiLevelType w:val="multilevel"/>
+    <w:tmpl w:val="D8DAC4B8"/>
+    <w:lvl w:ilvl="0">
+      <w:start w:val="1"/>
+      <w:numFmt w:val="bullet"/>
+      <w:lvlText w:val=""/>
+      <w:lvlJc w:val="left"/>
+      <w:pPr>
+        <w:tabs>
+          <w:tab w:val="num" w:pos="720"/>
+        </w:tabs>
+        <w:ind w:left="720" w:hanging="360"/>
+      </w:pPr>
+      <w:rPr>
+        <w:rFonts w:ascii="Symbol" w:hAnsi="Symbol" w:hint="default"/>
+        <w:sz w:val="20"/>
+      </w:rPr>
+    </w:lvl>
+    <w:lvl w:ilvl="1" w:tentative="1">
+      <w:start w:val="1"/>
+      <w:numFmt w:val="bullet"/>
+      <w:lvlText w:val="o"/>
+      <w:lvlJc w:val="left"/>
+      <w:pPr>
+        <w:tabs>
+          <w:tab w:val="num" w:pos="1440"/>
+        </w:tabs>
+        <w:ind w:left="1440" w:hanging="360"/>
+      </w:pPr>
+      <w:rPr>
+        <w:rFonts w:ascii="Courier New" w:hAnsi="Courier New" w:hint="default"/>
+        <w:sz w:val="20"/>
+      </w:rPr>
+    </w:lvl>
+    <w:lvl w:ilvl="2" w:tentative="1">
+      <w:start w:val="1"/>
+      <w:numFmt w:val="bullet"/>
+      <w:lvlText w:val=""/>
+      <w:lvlJc w:val="left"/>
+      <w:pPr>
+        <w:tabs>
+          <w:tab w:val="num" w:pos="2160"/>
+        </w:tabs>
+        <w:ind w:left="2160" w:hanging="360"/>
+      </w:pPr>
+      <w:rPr>
+        <w:rFonts w:ascii="Wingdings" w:hAnsi="Wingdings" w:hint="default"/>
+        <w:sz w:val="20"/>
+      </w:rPr>
+    </w:lvl>
+    <w:lvl w:ilvl="3" w:tentative="1">
+      <w:start w:val="1"/>
+      <w:numFmt w:val="bullet"/>
+      <w:lvlText w:val=""/>
+      <w:lvlJc w:val="left"/>
+      <w:pPr>
+        <w:tabs>
+          <w:tab w:val="num" w:pos="2880"/>
+        </w:tabs>
+        <w:ind w:left="2880" w:hanging="360"/>
+      </w:pPr>
+      <w:rPr>
+        <w:rFonts w:ascii="Wingdings" w:hAnsi="Wingdings" w:hint="default"/>
+        <w:sz w:val="20"/>
+      </w:rPr>
+    </w:lvl>
+    <w:lvl w:ilvl="4" w:tentative="1">
+      <w:start w:val="1"/>
+      <w:numFmt w:val="bullet"/>
+      <w:lvlText w:val=""/>
+      <w:lvlJc w:val="left"/>
+      <w:pPr>
+        <w:tabs>
+          <w:tab w:val="num" w:pos="3600"/>
+        </w:tabs>
+        <w:ind w:left="3600" w:hanging="360"/>
+      </w:pPr>
+      <w:rPr>
+        <w:rFonts w:ascii="Wingdings" w:hAnsi="Wingdings" w:hint="default"/>
+        <w:sz w:val="20"/>
+      </w:rPr>
+    </w:lvl>
+    <w:lvl w:ilvl="5" w:tentative="1">
+      <w:start w:val="1"/>
+      <w:numFmt w:val="bullet"/>
+      <w:lvlText w:val=""/>
+      <w:lvlJc w:val="left"/>
+      <w:pPr>
+        <w:tabs>
+          <w:tab w:val="num" w:pos="4320"/>
+        </w:tabs>
+        <w:ind w:left="4320" w:hanging="360"/>
+      </w:pPr>
+      <w:rPr>
+        <w:rFonts w:ascii="Wingdings" w:hAnsi="Wingdings" w:hint="default"/>
+        <w:sz w:val="20"/>
+      </w:rPr>
+    </w:lvl>
+    <w:lvl w:ilvl="6" w:tentative="1">
+      <w:start w:val="1"/>
+      <w:numFmt w:val="bullet"/>
+      <w:lvlText w:val=""/>
+      <w:lvlJc w:val="left"/>
+      <w:pPr>
+        <w:tabs>
+          <w:tab w:val="num" w:pos="5040"/>
+        </w:tabs>
+        <w:ind w:left="5040" w:hanging="360"/>
+      </w:pPr>
+      <w:rPr>
+        <w:rFonts w:ascii="Wingdings" w:hAnsi="Wingdings" w:hint="default"/>
+        <w:sz w:val="20"/>
+      </w:rPr>
+    </w:lvl>
+    <w:lvl w:ilvl="7" w:tentative="1">
+      <w:start w:val="1"/>
+      <w:numFmt w:val="bullet"/>
+      <w:lvlText w:val=""/>
+      <w:lvlJc w:val="left"/>
+      <w:pPr>
+        <w:tabs>
+          <w:tab w:val="num" w:pos="5760"/>
+        </w:tabs>
+        <w:ind w:left="5760" w:hanging="360"/>
+      </w:pPr>
+      <w:rPr>
+        <w:rFonts w:ascii="Wingdings" w:hAnsi="Wingdings" w:hint="default"/>
+        <w:sz w:val="20"/>
+      </w:rPr>
+    </w:lvl>
+    <w:lvl w:ilvl="8" w:tentative="1">
+      <w:start w:val="1"/>
+      <w:numFmt w:val="bullet"/>
+      <w:lvlText w:val=""/>
+      <w:lvlJc w:val="left"/>
+      <w:pPr>
+        <w:tabs>
+          <w:tab w:val="num" w:pos="6480"/>
+        </w:tabs>
+        <w:ind w:left="6480" w:hanging="360"/>
+      </w:pPr>
+      <w:rPr>
+        <w:rFonts w:ascii="Wingdings" w:hAnsi="Wingdings" w:hint="default"/>
+        <w:sz w:val="20"/>
+      </w:rPr>
+    </w:lvl>
+  </w:abstractNum>
+  <w:abstractNum w:abstractNumId="4">
     <w:nsid w:val="2087003C"/>
     <w:multiLevelType w:val="hybridMultilevel"/>
     <w:tmpl w:val="671AA7C0"/>
@@ -3011,7 +4503,156 @@
       </w:rPr>
     </w:lvl>
   </w:abstractNum>
-  <w:abstractNum w:abstractNumId="2">
+  <w:abstractNum w:abstractNumId="5">
+    <w:nsid w:val="28EC12B2"/>
+    <w:multiLevelType w:val="multilevel"/>
+    <w:tmpl w:val="CE12FF14"/>
+    <w:lvl w:ilvl="0">
+      <w:start w:val="1"/>
+      <w:numFmt w:val="bullet"/>
+      <w:lvlText w:val=""/>
+      <w:lvlJc w:val="left"/>
+      <w:pPr>
+        <w:tabs>
+          <w:tab w:val="num" w:pos="720"/>
+        </w:tabs>
+        <w:ind w:left="720" w:hanging="360"/>
+      </w:pPr>
+      <w:rPr>
+        <w:rFonts w:ascii="Symbol" w:hAnsi="Symbol" w:hint="default"/>
+        <w:sz w:val="20"/>
+      </w:rPr>
+    </w:lvl>
+    <w:lvl w:ilvl="1" w:tentative="1">
+      <w:start w:val="1"/>
+      <w:numFmt w:val="bullet"/>
+      <w:lvlText w:val="o"/>
+      <w:lvlJc w:val="left"/>
+      <w:pPr>
+        <w:tabs>
+          <w:tab w:val="num" w:pos="1440"/>
+        </w:tabs>
+        <w:ind w:left="1440" w:hanging="360"/>
+      </w:pPr>
+      <w:rPr>
+        <w:rFonts w:ascii="Courier New" w:hAnsi="Courier New" w:hint="default"/>
+        <w:sz w:val="20"/>
+      </w:rPr>
+    </w:lvl>
+    <w:lvl w:ilvl="2" w:tentative="1">
+      <w:start w:val="1"/>
+      <w:numFmt w:val="bullet"/>
+      <w:lvlText w:val=""/>
+      <w:lvlJc w:val="left"/>
+      <w:pPr>
+        <w:tabs>
+          <w:tab w:val="num" w:pos="2160"/>
+        </w:tabs>
+        <w:ind w:left="2160" w:hanging="360"/>
+      </w:pPr>
+      <w:rPr>
+        <w:rFonts w:ascii="Wingdings" w:hAnsi="Wingdings" w:hint="default"/>
+        <w:sz w:val="20"/>
+      </w:rPr>
+    </w:lvl>
+    <w:lvl w:ilvl="3" w:tentative="1">
+      <w:start w:val="1"/>
+      <w:numFmt w:val="bullet"/>
+      <w:lvlText w:val=""/>
+      <w:lvlJc w:val="left"/>
+      <w:pPr>
+        <w:tabs>
+          <w:tab w:val="num" w:pos="2880"/>
+        </w:tabs>
+        <w:ind w:left="2880" w:hanging="360"/>
+      </w:pPr>
+      <w:rPr>
+        <w:rFonts w:ascii="Wingdings" w:hAnsi="Wingdings" w:hint="default"/>
+        <w:sz w:val="20"/>
+      </w:rPr>
+    </w:lvl>
+    <w:lvl w:ilvl="4" w:tentative="1">
+      <w:start w:val="1"/>
+      <w:numFmt w:val="bullet"/>
+      <w:lvlText w:val=""/>
+      <w:lvlJc w:val="left"/>
+      <w:pPr>
+        <w:tabs>
+          <w:tab w:val="num" w:pos="3600"/>
+        </w:tabs>
+        <w:ind w:left="3600" w:hanging="360"/>
+      </w:pPr>
+      <w:rPr>
+        <w:rFonts w:ascii="Wingdings" w:hAnsi="Wingdings" w:hint="default"/>
+        <w:sz w:val="20"/>
+      </w:rPr>
+    </w:lvl>
+    <w:lvl w:ilvl="5" w:tentative="1">
+      <w:start w:val="1"/>
+      <w:numFmt w:val="bullet"/>
+      <w:lvlText w:val=""/>
+      <w:lvlJc w:val="left"/>
+      <w:pPr>
+        <w:tabs>
+          <w:tab w:val="num" w:pos="4320"/>
+        </w:tabs>
+        <w:ind w:left="4320" w:hanging="360"/>
+      </w:pPr>
+      <w:rPr>
+        <w:rFonts w:ascii="Wingdings" w:hAnsi="Wingdings" w:hint="default"/>
+        <w:sz w:val="20"/>
+      </w:rPr>
+    </w:lvl>
+    <w:lvl w:ilvl="6" w:tentative="1">
+      <w:start w:val="1"/>
+      <w:numFmt w:val="bullet"/>
+      <w:lvlText w:val=""/>
+      <w:lvlJc w:val="left"/>
+      <w:pPr>
+        <w:tabs>
+          <w:tab w:val="num" w:pos="5040"/>
+        </w:tabs>
+        <w:ind w:left="5040" w:hanging="360"/>
+      </w:pPr>
+      <w:rPr>
+        <w:rFonts w:ascii="Wingdings" w:hAnsi="Wingdings" w:hint="default"/>
+        <w:sz w:val="20"/>
+      </w:rPr>
+    </w:lvl>
+    <w:lvl w:ilvl="7" w:tentative="1">
+      <w:start w:val="1"/>
+      <w:numFmt w:val="bullet"/>
+      <w:lvlText w:val=""/>
+      <w:lvlJc w:val="left"/>
+      <w:pPr>
+        <w:tabs>
+          <w:tab w:val="num" w:pos="5760"/>
+        </w:tabs>
+        <w:ind w:left="5760" w:hanging="360"/>
+      </w:pPr>
+      <w:rPr>
+        <w:rFonts w:ascii="Wingdings" w:hAnsi="Wingdings" w:hint="default"/>
+        <w:sz w:val="20"/>
+      </w:rPr>
+    </w:lvl>
+    <w:lvl w:ilvl="8" w:tentative="1">
+      <w:start w:val="1"/>
+      <w:numFmt w:val="bullet"/>
+      <w:lvlText w:val=""/>
+      <w:lvlJc w:val="left"/>
+      <w:pPr>
+        <w:tabs>
+          <w:tab w:val="num" w:pos="6480"/>
+        </w:tabs>
+        <w:ind w:left="6480" w:hanging="360"/>
+      </w:pPr>
+      <w:rPr>
+        <w:rFonts w:ascii="Wingdings" w:hAnsi="Wingdings" w:hint="default"/>
+        <w:sz w:val="20"/>
+      </w:rPr>
+    </w:lvl>
+  </w:abstractNum>
+  <w:abstractNum w:abstractNumId="6">
     <w:nsid w:val="3406787E"/>
     <w:multiLevelType w:val="hybridMultilevel"/>
     <w:tmpl w:val="B0F091F0"/>
@@ -3100,8 +4741,753 @@
       </w:pPr>
     </w:lvl>
   </w:abstractNum>
+  <w:abstractNum w:abstractNumId="7">
+    <w:nsid w:val="4D824AC7"/>
+    <w:multiLevelType w:val="multilevel"/>
+    <w:tmpl w:val="D33060B6"/>
+    <w:lvl w:ilvl="0">
+      <w:start w:val="1"/>
+      <w:numFmt w:val="bullet"/>
+      <w:lvlText w:val=""/>
+      <w:lvlJc w:val="left"/>
+      <w:pPr>
+        <w:tabs>
+          <w:tab w:val="num" w:pos="720"/>
+        </w:tabs>
+        <w:ind w:left="720" w:hanging="360"/>
+      </w:pPr>
+      <w:rPr>
+        <w:rFonts w:ascii="Symbol" w:hAnsi="Symbol" w:hint="default"/>
+        <w:sz w:val="20"/>
+      </w:rPr>
+    </w:lvl>
+    <w:lvl w:ilvl="1" w:tentative="1">
+      <w:start w:val="1"/>
+      <w:numFmt w:val="bullet"/>
+      <w:lvlText w:val="o"/>
+      <w:lvlJc w:val="left"/>
+      <w:pPr>
+        <w:tabs>
+          <w:tab w:val="num" w:pos="1440"/>
+        </w:tabs>
+        <w:ind w:left="1440" w:hanging="360"/>
+      </w:pPr>
+      <w:rPr>
+        <w:rFonts w:ascii="Courier New" w:hAnsi="Courier New" w:hint="default"/>
+        <w:sz w:val="20"/>
+      </w:rPr>
+    </w:lvl>
+    <w:lvl w:ilvl="2" w:tentative="1">
+      <w:start w:val="1"/>
+      <w:numFmt w:val="bullet"/>
+      <w:lvlText w:val=""/>
+      <w:lvlJc w:val="left"/>
+      <w:pPr>
+        <w:tabs>
+          <w:tab w:val="num" w:pos="2160"/>
+        </w:tabs>
+        <w:ind w:left="2160" w:hanging="360"/>
+      </w:pPr>
+      <w:rPr>
+        <w:rFonts w:ascii="Wingdings" w:hAnsi="Wingdings" w:hint="default"/>
+        <w:sz w:val="20"/>
+      </w:rPr>
+    </w:lvl>
+    <w:lvl w:ilvl="3" w:tentative="1">
+      <w:start w:val="1"/>
+      <w:numFmt w:val="bullet"/>
+      <w:lvlText w:val=""/>
+      <w:lvlJc w:val="left"/>
+      <w:pPr>
+        <w:tabs>
+          <w:tab w:val="num" w:pos="2880"/>
+        </w:tabs>
+        <w:ind w:left="2880" w:hanging="360"/>
+      </w:pPr>
+      <w:rPr>
+        <w:rFonts w:ascii="Wingdings" w:hAnsi="Wingdings" w:hint="default"/>
+        <w:sz w:val="20"/>
+      </w:rPr>
+    </w:lvl>
+    <w:lvl w:ilvl="4" w:tentative="1">
+      <w:start w:val="1"/>
+      <w:numFmt w:val="bullet"/>
+      <w:lvlText w:val=""/>
+      <w:lvlJc w:val="left"/>
+      <w:pPr>
+        <w:tabs>
+          <w:tab w:val="num" w:pos="3600"/>
+        </w:tabs>
+        <w:ind w:left="3600" w:hanging="360"/>
+      </w:pPr>
+      <w:rPr>
+        <w:rFonts w:ascii="Wingdings" w:hAnsi="Wingdings" w:hint="default"/>
+        <w:sz w:val="20"/>
+      </w:rPr>
+    </w:lvl>
+    <w:lvl w:ilvl="5" w:tentative="1">
+      <w:start w:val="1"/>
+      <w:numFmt w:val="bullet"/>
+      <w:lvlText w:val=""/>
+      <w:lvlJc w:val="left"/>
+      <w:pPr>
+        <w:tabs>
+          <w:tab w:val="num" w:pos="4320"/>
+        </w:tabs>
+        <w:ind w:left="4320" w:hanging="360"/>
+      </w:pPr>
+      <w:rPr>
+        <w:rFonts w:ascii="Wingdings" w:hAnsi="Wingdings" w:hint="default"/>
+        <w:sz w:val="20"/>
+      </w:rPr>
+    </w:lvl>
+    <w:lvl w:ilvl="6" w:tentative="1">
+      <w:start w:val="1"/>
+      <w:numFmt w:val="bullet"/>
+      <w:lvlText w:val=""/>
+      <w:lvlJc w:val="left"/>
+      <w:pPr>
+        <w:tabs>
+          <w:tab w:val="num" w:pos="5040"/>
+        </w:tabs>
+        <w:ind w:left="5040" w:hanging="360"/>
+      </w:pPr>
+      <w:rPr>
+        <w:rFonts w:ascii="Wingdings" w:hAnsi="Wingdings" w:hint="default"/>
+        <w:sz w:val="20"/>
+      </w:rPr>
+    </w:lvl>
+    <w:lvl w:ilvl="7" w:tentative="1">
+      <w:start w:val="1"/>
+      <w:numFmt w:val="bullet"/>
+      <w:lvlText w:val=""/>
+      <w:lvlJc w:val="left"/>
+      <w:pPr>
+        <w:tabs>
+          <w:tab w:val="num" w:pos="5760"/>
+        </w:tabs>
+        <w:ind w:left="5760" w:hanging="360"/>
+      </w:pPr>
+      <w:rPr>
+        <w:rFonts w:ascii="Wingdings" w:hAnsi="Wingdings" w:hint="default"/>
+        <w:sz w:val="20"/>
+      </w:rPr>
+    </w:lvl>
+    <w:lvl w:ilvl="8" w:tentative="1">
+      <w:start w:val="1"/>
+      <w:numFmt w:val="bullet"/>
+      <w:lvlText w:val=""/>
+      <w:lvlJc w:val="left"/>
+      <w:pPr>
+        <w:tabs>
+          <w:tab w:val="num" w:pos="6480"/>
+        </w:tabs>
+        <w:ind w:left="6480" w:hanging="360"/>
+      </w:pPr>
+      <w:rPr>
+        <w:rFonts w:ascii="Wingdings" w:hAnsi="Wingdings" w:hint="default"/>
+        <w:sz w:val="20"/>
+      </w:rPr>
+    </w:lvl>
+  </w:abstractNum>
+  <w:abstractNum w:abstractNumId="8">
+    <w:nsid w:val="4D841410"/>
+    <w:multiLevelType w:val="multilevel"/>
+    <w:tmpl w:val="9EDA9DE4"/>
+    <w:lvl w:ilvl="0">
+      <w:start w:val="1"/>
+      <w:numFmt w:val="bullet"/>
+      <w:lvlText w:val=""/>
+      <w:lvlJc w:val="left"/>
+      <w:pPr>
+        <w:tabs>
+          <w:tab w:val="num" w:pos="720"/>
+        </w:tabs>
+        <w:ind w:left="720" w:hanging="360"/>
+      </w:pPr>
+      <w:rPr>
+        <w:rFonts w:ascii="Symbol" w:hAnsi="Symbol" w:hint="default"/>
+        <w:sz w:val="20"/>
+      </w:rPr>
+    </w:lvl>
+    <w:lvl w:ilvl="1" w:tentative="1">
+      <w:start w:val="1"/>
+      <w:numFmt w:val="bullet"/>
+      <w:lvlText w:val="o"/>
+      <w:lvlJc w:val="left"/>
+      <w:pPr>
+        <w:tabs>
+          <w:tab w:val="num" w:pos="1440"/>
+        </w:tabs>
+        <w:ind w:left="1440" w:hanging="360"/>
+      </w:pPr>
+      <w:rPr>
+        <w:rFonts w:ascii="Courier New" w:hAnsi="Courier New" w:hint="default"/>
+        <w:sz w:val="20"/>
+      </w:rPr>
+    </w:lvl>
+    <w:lvl w:ilvl="2" w:tentative="1">
+      <w:start w:val="1"/>
+      <w:numFmt w:val="bullet"/>
+      <w:lvlText w:val=""/>
+      <w:lvlJc w:val="left"/>
+      <w:pPr>
+        <w:tabs>
+          <w:tab w:val="num" w:pos="2160"/>
+        </w:tabs>
+        <w:ind w:left="2160" w:hanging="360"/>
+      </w:pPr>
+      <w:rPr>
+        <w:rFonts w:ascii="Wingdings" w:hAnsi="Wingdings" w:hint="default"/>
+        <w:sz w:val="20"/>
+      </w:rPr>
+    </w:lvl>
+    <w:lvl w:ilvl="3" w:tentative="1">
+      <w:start w:val="1"/>
+      <w:numFmt w:val="bullet"/>
+      <w:lvlText w:val=""/>
+      <w:lvlJc w:val="left"/>
+      <w:pPr>
+        <w:tabs>
+          <w:tab w:val="num" w:pos="2880"/>
+        </w:tabs>
+        <w:ind w:left="2880" w:hanging="360"/>
+      </w:pPr>
+      <w:rPr>
+        <w:rFonts w:ascii="Wingdings" w:hAnsi="Wingdings" w:hint="default"/>
+        <w:sz w:val="20"/>
+      </w:rPr>
+    </w:lvl>
+    <w:lvl w:ilvl="4" w:tentative="1">
+      <w:start w:val="1"/>
+      <w:numFmt w:val="bullet"/>
+      <w:lvlText w:val=""/>
+      <w:lvlJc w:val="left"/>
+      <w:pPr>
+        <w:tabs>
+          <w:tab w:val="num" w:pos="3600"/>
+        </w:tabs>
+        <w:ind w:left="3600" w:hanging="360"/>
+      </w:pPr>
+      <w:rPr>
+        <w:rFonts w:ascii="Wingdings" w:hAnsi="Wingdings" w:hint="default"/>
+        <w:sz w:val="20"/>
+      </w:rPr>
+    </w:lvl>
+    <w:lvl w:ilvl="5" w:tentative="1">
+      <w:start w:val="1"/>
+      <w:numFmt w:val="bullet"/>
+      <w:lvlText w:val=""/>
+      <w:lvlJc w:val="left"/>
+      <w:pPr>
+        <w:tabs>
+          <w:tab w:val="num" w:pos="4320"/>
+        </w:tabs>
+        <w:ind w:left="4320" w:hanging="360"/>
+      </w:pPr>
+      <w:rPr>
+        <w:rFonts w:ascii="Wingdings" w:hAnsi="Wingdings" w:hint="default"/>
+        <w:sz w:val="20"/>
+      </w:rPr>
+    </w:lvl>
+    <w:lvl w:ilvl="6" w:tentative="1">
+      <w:start w:val="1"/>
+      <w:numFmt w:val="bullet"/>
+      <w:lvlText w:val=""/>
+      <w:lvlJc w:val="left"/>
+      <w:pPr>
+        <w:tabs>
+          <w:tab w:val="num" w:pos="5040"/>
+        </w:tabs>
+        <w:ind w:left="5040" w:hanging="360"/>
+      </w:pPr>
+      <w:rPr>
+        <w:rFonts w:ascii="Wingdings" w:hAnsi="Wingdings" w:hint="default"/>
+        <w:sz w:val="20"/>
+      </w:rPr>
+    </w:lvl>
+    <w:lvl w:ilvl="7" w:tentative="1">
+      <w:start w:val="1"/>
+      <w:numFmt w:val="bullet"/>
+      <w:lvlText w:val=""/>
+      <w:lvlJc w:val="left"/>
+      <w:pPr>
+        <w:tabs>
+          <w:tab w:val="num" w:pos="5760"/>
+        </w:tabs>
+        <w:ind w:left="5760" w:hanging="360"/>
+      </w:pPr>
+      <w:rPr>
+        <w:rFonts w:ascii="Wingdings" w:hAnsi="Wingdings" w:hint="default"/>
+        <w:sz w:val="20"/>
+      </w:rPr>
+    </w:lvl>
+    <w:lvl w:ilvl="8" w:tentative="1">
+      <w:start w:val="1"/>
+      <w:numFmt w:val="bullet"/>
+      <w:lvlText w:val=""/>
+      <w:lvlJc w:val="left"/>
+      <w:pPr>
+        <w:tabs>
+          <w:tab w:val="num" w:pos="6480"/>
+        </w:tabs>
+        <w:ind w:left="6480" w:hanging="360"/>
+      </w:pPr>
+      <w:rPr>
+        <w:rFonts w:ascii="Wingdings" w:hAnsi="Wingdings" w:hint="default"/>
+        <w:sz w:val="20"/>
+      </w:rPr>
+    </w:lvl>
+  </w:abstractNum>
+  <w:abstractNum w:abstractNumId="9">
+    <w:nsid w:val="519F7E25"/>
+    <w:multiLevelType w:val="multilevel"/>
+    <w:tmpl w:val="51E410AE"/>
+    <w:lvl w:ilvl="0">
+      <w:start w:val="1"/>
+      <w:numFmt w:val="bullet"/>
+      <w:lvlText w:val=""/>
+      <w:lvlJc w:val="left"/>
+      <w:pPr>
+        <w:tabs>
+          <w:tab w:val="num" w:pos="720"/>
+        </w:tabs>
+        <w:ind w:left="720" w:hanging="360"/>
+      </w:pPr>
+      <w:rPr>
+        <w:rFonts w:ascii="Symbol" w:hAnsi="Symbol" w:hint="default"/>
+        <w:sz w:val="20"/>
+      </w:rPr>
+    </w:lvl>
+    <w:lvl w:ilvl="1" w:tentative="1">
+      <w:start w:val="1"/>
+      <w:numFmt w:val="bullet"/>
+      <w:lvlText w:val="o"/>
+      <w:lvlJc w:val="left"/>
+      <w:pPr>
+        <w:tabs>
+          <w:tab w:val="num" w:pos="1440"/>
+        </w:tabs>
+        <w:ind w:left="1440" w:hanging="360"/>
+      </w:pPr>
+      <w:rPr>
+        <w:rFonts w:ascii="Courier New" w:hAnsi="Courier New" w:hint="default"/>
+        <w:sz w:val="20"/>
+      </w:rPr>
+    </w:lvl>
+    <w:lvl w:ilvl="2" w:tentative="1">
+      <w:start w:val="1"/>
+      <w:numFmt w:val="bullet"/>
+      <w:lvlText w:val=""/>
+      <w:lvlJc w:val="left"/>
+      <w:pPr>
+        <w:tabs>
+          <w:tab w:val="num" w:pos="2160"/>
+        </w:tabs>
+        <w:ind w:left="2160" w:hanging="360"/>
+      </w:pPr>
+      <w:rPr>
+        <w:rFonts w:ascii="Wingdings" w:hAnsi="Wingdings" w:hint="default"/>
+        <w:sz w:val="20"/>
+      </w:rPr>
+    </w:lvl>
+    <w:lvl w:ilvl="3" w:tentative="1">
+      <w:start w:val="1"/>
+      <w:numFmt w:val="bullet"/>
+      <w:lvlText w:val=""/>
+      <w:lvlJc w:val="left"/>
+      <w:pPr>
+        <w:tabs>
+          <w:tab w:val="num" w:pos="2880"/>
+        </w:tabs>
+        <w:ind w:left="2880" w:hanging="360"/>
+      </w:pPr>
+      <w:rPr>
+        <w:rFonts w:ascii="Wingdings" w:hAnsi="Wingdings" w:hint="default"/>
+        <w:sz w:val="20"/>
+      </w:rPr>
+    </w:lvl>
+    <w:lvl w:ilvl="4" w:tentative="1">
+      <w:start w:val="1"/>
+      <w:numFmt w:val="bullet"/>
+      <w:lvlText w:val=""/>
+      <w:lvlJc w:val="left"/>
+      <w:pPr>
+        <w:tabs>
+          <w:tab w:val="num" w:pos="3600"/>
+        </w:tabs>
+        <w:ind w:left="3600" w:hanging="360"/>
+      </w:pPr>
+      <w:rPr>
+        <w:rFonts w:ascii="Wingdings" w:hAnsi="Wingdings" w:hint="default"/>
+        <w:sz w:val="20"/>
+      </w:rPr>
+    </w:lvl>
+    <w:lvl w:ilvl="5" w:tentative="1">
+      <w:start w:val="1"/>
+      <w:numFmt w:val="bullet"/>
+      <w:lvlText w:val=""/>
+      <w:lvlJc w:val="left"/>
+      <w:pPr>
+        <w:tabs>
+          <w:tab w:val="num" w:pos="4320"/>
+        </w:tabs>
+        <w:ind w:left="4320" w:hanging="360"/>
+      </w:pPr>
+      <w:rPr>
+        <w:rFonts w:ascii="Wingdings" w:hAnsi="Wingdings" w:hint="default"/>
+        <w:sz w:val="20"/>
+      </w:rPr>
+    </w:lvl>
+    <w:lvl w:ilvl="6" w:tentative="1">
+      <w:start w:val="1"/>
+      <w:numFmt w:val="bullet"/>
+      <w:lvlText w:val=""/>
+      <w:lvlJc w:val="left"/>
+      <w:pPr>
+        <w:tabs>
+          <w:tab w:val="num" w:pos="5040"/>
+        </w:tabs>
+        <w:ind w:left="5040" w:hanging="360"/>
+      </w:pPr>
+      <w:rPr>
+        <w:rFonts w:ascii="Wingdings" w:hAnsi="Wingdings" w:hint="default"/>
+        <w:sz w:val="20"/>
+      </w:rPr>
+    </w:lvl>
+    <w:lvl w:ilvl="7" w:tentative="1">
+      <w:start w:val="1"/>
+      <w:numFmt w:val="bullet"/>
+      <w:lvlText w:val=""/>
+      <w:lvlJc w:val="left"/>
+      <w:pPr>
+        <w:tabs>
+          <w:tab w:val="num" w:pos="5760"/>
+        </w:tabs>
+        <w:ind w:left="5760" w:hanging="360"/>
+      </w:pPr>
+      <w:rPr>
+        <w:rFonts w:ascii="Wingdings" w:hAnsi="Wingdings" w:hint="default"/>
+        <w:sz w:val="20"/>
+      </w:rPr>
+    </w:lvl>
+    <w:lvl w:ilvl="8" w:tentative="1">
+      <w:start w:val="1"/>
+      <w:numFmt w:val="bullet"/>
+      <w:lvlText w:val=""/>
+      <w:lvlJc w:val="left"/>
+      <w:pPr>
+        <w:tabs>
+          <w:tab w:val="num" w:pos="6480"/>
+        </w:tabs>
+        <w:ind w:left="6480" w:hanging="360"/>
+      </w:pPr>
+      <w:rPr>
+        <w:rFonts w:ascii="Wingdings" w:hAnsi="Wingdings" w:hint="default"/>
+        <w:sz w:val="20"/>
+      </w:rPr>
+    </w:lvl>
+  </w:abstractNum>
+  <w:abstractNum w:abstractNumId="10">
+    <w:nsid w:val="5FF0511A"/>
+    <w:multiLevelType w:val="multilevel"/>
+    <w:tmpl w:val="23386D0C"/>
+    <w:lvl w:ilvl="0">
+      <w:start w:val="1"/>
+      <w:numFmt w:val="bullet"/>
+      <w:lvlText w:val=""/>
+      <w:lvlJc w:val="left"/>
+      <w:pPr>
+        <w:tabs>
+          <w:tab w:val="num" w:pos="720"/>
+        </w:tabs>
+        <w:ind w:left="720" w:hanging="360"/>
+      </w:pPr>
+      <w:rPr>
+        <w:rFonts w:ascii="Symbol" w:hAnsi="Symbol" w:hint="default"/>
+        <w:sz w:val="20"/>
+      </w:rPr>
+    </w:lvl>
+    <w:lvl w:ilvl="1" w:tentative="1">
+      <w:start w:val="1"/>
+      <w:numFmt w:val="bullet"/>
+      <w:lvlText w:val="o"/>
+      <w:lvlJc w:val="left"/>
+      <w:pPr>
+        <w:tabs>
+          <w:tab w:val="num" w:pos="1440"/>
+        </w:tabs>
+        <w:ind w:left="1440" w:hanging="360"/>
+      </w:pPr>
+      <w:rPr>
+        <w:rFonts w:ascii="Courier New" w:hAnsi="Courier New" w:hint="default"/>
+        <w:sz w:val="20"/>
+      </w:rPr>
+    </w:lvl>
+    <w:lvl w:ilvl="2" w:tentative="1">
+      <w:start w:val="1"/>
+      <w:numFmt w:val="bullet"/>
+      <w:lvlText w:val=""/>
+      <w:lvlJc w:val="left"/>
+      <w:pPr>
+        <w:tabs>
+          <w:tab w:val="num" w:pos="2160"/>
+        </w:tabs>
+        <w:ind w:left="2160" w:hanging="360"/>
+      </w:pPr>
+      <w:rPr>
+        <w:rFonts w:ascii="Wingdings" w:hAnsi="Wingdings" w:hint="default"/>
+        <w:sz w:val="20"/>
+      </w:rPr>
+    </w:lvl>
+    <w:lvl w:ilvl="3" w:tentative="1">
+      <w:start w:val="1"/>
+      <w:numFmt w:val="bullet"/>
+      <w:lvlText w:val=""/>
+      <w:lvlJc w:val="left"/>
+      <w:pPr>
+        <w:tabs>
+          <w:tab w:val="num" w:pos="2880"/>
+        </w:tabs>
+        <w:ind w:left="2880" w:hanging="360"/>
+      </w:pPr>
+      <w:rPr>
+        <w:rFonts w:ascii="Wingdings" w:hAnsi="Wingdings" w:hint="default"/>
+        <w:sz w:val="20"/>
+      </w:rPr>
+    </w:lvl>
+    <w:lvl w:ilvl="4" w:tentative="1">
+      <w:start w:val="1"/>
+      <w:numFmt w:val="bullet"/>
+      <w:lvlText w:val=""/>
+      <w:lvlJc w:val="left"/>
+      <w:pPr>
+        <w:tabs>
+          <w:tab w:val="num" w:pos="3600"/>
+        </w:tabs>
+        <w:ind w:left="3600" w:hanging="360"/>
+      </w:pPr>
+      <w:rPr>
+        <w:rFonts w:ascii="Wingdings" w:hAnsi="Wingdings" w:hint="default"/>
+        <w:sz w:val="20"/>
+      </w:rPr>
+    </w:lvl>
+    <w:lvl w:ilvl="5" w:tentative="1">
+      <w:start w:val="1"/>
+      <w:numFmt w:val="bullet"/>
+      <w:lvlText w:val=""/>
+      <w:lvlJc w:val="left"/>
+      <w:pPr>
+        <w:tabs>
+          <w:tab w:val="num" w:pos="4320"/>
+        </w:tabs>
+        <w:ind w:left="4320" w:hanging="360"/>
+      </w:pPr>
+      <w:rPr>
+        <w:rFonts w:ascii="Wingdings" w:hAnsi="Wingdings" w:hint="default"/>
+        <w:sz w:val="20"/>
+      </w:rPr>
+    </w:lvl>
+    <w:lvl w:ilvl="6" w:tentative="1">
+      <w:start w:val="1"/>
+      <w:numFmt w:val="bullet"/>
+      <w:lvlText w:val=""/>
+      <w:lvlJc w:val="left"/>
+      <w:pPr>
+        <w:tabs>
+          <w:tab w:val="num" w:pos="5040"/>
+        </w:tabs>
+        <w:ind w:left="5040" w:hanging="360"/>
+      </w:pPr>
+      <w:rPr>
+        <w:rFonts w:ascii="Wingdings" w:hAnsi="Wingdings" w:hint="default"/>
+        <w:sz w:val="20"/>
+      </w:rPr>
+    </w:lvl>
+    <w:lvl w:ilvl="7" w:tentative="1">
+      <w:start w:val="1"/>
+      <w:numFmt w:val="bullet"/>
+      <w:lvlText w:val=""/>
+      <w:lvlJc w:val="left"/>
+      <w:pPr>
+        <w:tabs>
+          <w:tab w:val="num" w:pos="5760"/>
+        </w:tabs>
+        <w:ind w:left="5760" w:hanging="360"/>
+      </w:pPr>
+      <w:rPr>
+        <w:rFonts w:ascii="Wingdings" w:hAnsi="Wingdings" w:hint="default"/>
+        <w:sz w:val="20"/>
+      </w:rPr>
+    </w:lvl>
+    <w:lvl w:ilvl="8" w:tentative="1">
+      <w:start w:val="1"/>
+      <w:numFmt w:val="bullet"/>
+      <w:lvlText w:val=""/>
+      <w:lvlJc w:val="left"/>
+      <w:pPr>
+        <w:tabs>
+          <w:tab w:val="num" w:pos="6480"/>
+        </w:tabs>
+        <w:ind w:left="6480" w:hanging="360"/>
+      </w:pPr>
+      <w:rPr>
+        <w:rFonts w:ascii="Wingdings" w:hAnsi="Wingdings" w:hint="default"/>
+        <w:sz w:val="20"/>
+      </w:rPr>
+    </w:lvl>
+  </w:abstractNum>
+  <w:abstractNum w:abstractNumId="11">
+    <w:nsid w:val="66813737"/>
+    <w:multiLevelType w:val="multilevel"/>
+    <w:tmpl w:val="E4C27C40"/>
+    <w:lvl w:ilvl="0">
+      <w:start w:val="1"/>
+      <w:numFmt w:val="bullet"/>
+      <w:lvlText w:val=""/>
+      <w:lvlJc w:val="left"/>
+      <w:pPr>
+        <w:tabs>
+          <w:tab w:val="num" w:pos="720"/>
+        </w:tabs>
+        <w:ind w:left="720" w:hanging="360"/>
+      </w:pPr>
+      <w:rPr>
+        <w:rFonts w:ascii="Symbol" w:hAnsi="Symbol" w:hint="default"/>
+        <w:sz w:val="20"/>
+      </w:rPr>
+    </w:lvl>
+    <w:lvl w:ilvl="1" w:tentative="1">
+      <w:start w:val="1"/>
+      <w:numFmt w:val="bullet"/>
+      <w:lvlText w:val="o"/>
+      <w:lvlJc w:val="left"/>
+      <w:pPr>
+        <w:tabs>
+          <w:tab w:val="num" w:pos="1440"/>
+        </w:tabs>
+        <w:ind w:left="1440" w:hanging="360"/>
+      </w:pPr>
+      <w:rPr>
+        <w:rFonts w:ascii="Courier New" w:hAnsi="Courier New" w:hint="default"/>
+        <w:sz w:val="20"/>
+      </w:rPr>
+    </w:lvl>
+    <w:lvl w:ilvl="2" w:tentative="1">
+      <w:start w:val="1"/>
+      <w:numFmt w:val="bullet"/>
+      <w:lvlText w:val=""/>
+      <w:lvlJc w:val="left"/>
+      <w:pPr>
+        <w:tabs>
+          <w:tab w:val="num" w:pos="2160"/>
+        </w:tabs>
+        <w:ind w:left="2160" w:hanging="360"/>
+      </w:pPr>
+      <w:rPr>
+        <w:rFonts w:ascii="Wingdings" w:hAnsi="Wingdings" w:hint="default"/>
+        <w:sz w:val="20"/>
+      </w:rPr>
+    </w:lvl>
+    <w:lvl w:ilvl="3" w:tentative="1">
+      <w:start w:val="1"/>
+      <w:numFmt w:val="bullet"/>
+      <w:lvlText w:val=""/>
+      <w:lvlJc w:val="left"/>
+      <w:pPr>
+        <w:tabs>
+          <w:tab w:val="num" w:pos="2880"/>
+        </w:tabs>
+        <w:ind w:left="2880" w:hanging="360"/>
+      </w:pPr>
+      <w:rPr>
+        <w:rFonts w:ascii="Wingdings" w:hAnsi="Wingdings" w:hint="default"/>
+        <w:sz w:val="20"/>
+      </w:rPr>
+    </w:lvl>
+    <w:lvl w:ilvl="4" w:tentative="1">
+      <w:start w:val="1"/>
+      <w:numFmt w:val="bullet"/>
+      <w:lvlText w:val=""/>
+      <w:lvlJc w:val="left"/>
+      <w:pPr>
+        <w:tabs>
+          <w:tab w:val="num" w:pos="3600"/>
+        </w:tabs>
+        <w:ind w:left="3600" w:hanging="360"/>
+      </w:pPr>
+      <w:rPr>
+        <w:rFonts w:ascii="Wingdings" w:hAnsi="Wingdings" w:hint="default"/>
+        <w:sz w:val="20"/>
+      </w:rPr>
+    </w:lvl>
+    <w:lvl w:ilvl="5" w:tentative="1">
+      <w:start w:val="1"/>
+      <w:numFmt w:val="bullet"/>
+      <w:lvlText w:val=""/>
+      <w:lvlJc w:val="left"/>
+      <w:pPr>
+        <w:tabs>
+          <w:tab w:val="num" w:pos="4320"/>
+        </w:tabs>
+        <w:ind w:left="4320" w:hanging="360"/>
+      </w:pPr>
+      <w:rPr>
+        <w:rFonts w:ascii="Wingdings" w:hAnsi="Wingdings" w:hint="default"/>
+        <w:sz w:val="20"/>
+      </w:rPr>
+    </w:lvl>
+    <w:lvl w:ilvl="6" w:tentative="1">
+      <w:start w:val="1"/>
+      <w:numFmt w:val="bullet"/>
+      <w:lvlText w:val=""/>
+      <w:lvlJc w:val="left"/>
+      <w:pPr>
+        <w:tabs>
+          <w:tab w:val="num" w:pos="5040"/>
+        </w:tabs>
+        <w:ind w:left="5040" w:hanging="360"/>
+      </w:pPr>
+      <w:rPr>
+        <w:rFonts w:ascii="Wingdings" w:hAnsi="Wingdings" w:hint="default"/>
+        <w:sz w:val="20"/>
+      </w:rPr>
+    </w:lvl>
+    <w:lvl w:ilvl="7" w:tentative="1">
+      <w:start w:val="1"/>
+      <w:numFmt w:val="bullet"/>
+      <w:lvlText w:val=""/>
+      <w:lvlJc w:val="left"/>
+      <w:pPr>
+        <w:tabs>
+          <w:tab w:val="num" w:pos="5760"/>
+        </w:tabs>
+        <w:ind w:left="5760" w:hanging="360"/>
+      </w:pPr>
+      <w:rPr>
+        <w:rFonts w:ascii="Wingdings" w:hAnsi="Wingdings" w:hint="default"/>
+        <w:sz w:val="20"/>
+      </w:rPr>
+    </w:lvl>
+    <w:lvl w:ilvl="8" w:tentative="1">
+      <w:start w:val="1"/>
+      <w:numFmt w:val="bullet"/>
+      <w:lvlText w:val=""/>
+      <w:lvlJc w:val="left"/>
+      <w:pPr>
+        <w:tabs>
+          <w:tab w:val="num" w:pos="6480"/>
+        </w:tabs>
+        <w:ind w:left="6480" w:hanging="360"/>
+      </w:pPr>
+      <w:rPr>
+        <w:rFonts w:ascii="Wingdings" w:hAnsi="Wingdings" w:hint="default"/>
+        <w:sz w:val="20"/>
+      </w:rPr>
+    </w:lvl>
+  </w:abstractNum>
   <w:num w:numId="1">
-    <w:abstractNumId w:val="1"/>
+    <w:abstractNumId w:val="4"/>
   </w:num>
   <w:num w:numId="2">
     <w:abstractNumId w:val="0"/>
@@ -3134,7 +5520,34 @@
     </w:lvlOverride>
   </w:num>
   <w:num w:numId="3">
+    <w:abstractNumId w:val="6"/>
+  </w:num>
+  <w:num w:numId="4">
+    <w:abstractNumId w:val="7"/>
+  </w:num>
+  <w:num w:numId="5">
+    <w:abstractNumId w:val="10"/>
+  </w:num>
+  <w:num w:numId="6">
+    <w:abstractNumId w:val="5"/>
+  </w:num>
+  <w:num w:numId="7">
+    <w:abstractNumId w:val="8"/>
+  </w:num>
+  <w:num w:numId="8">
+    <w:abstractNumId w:val="3"/>
+  </w:num>
+  <w:num w:numId="9">
+    <w:abstractNumId w:val="11"/>
+  </w:num>
+  <w:num w:numId="10">
+    <w:abstractNumId w:val="1"/>
+  </w:num>
+  <w:num w:numId="11">
     <w:abstractNumId w:val="2"/>
+  </w:num>
+  <w:num w:numId="12">
+    <w:abstractNumId w:val="9"/>
   </w:num>
 </w:numbering>
 </file>
@@ -3975,6 +6388,35 @@
       </w:tblCellMar>
     </w:tblPr>
   </w:style>
+  <w:style w:type="character" w:customStyle="1" w:styleId="inqyif">
+    <w:name w:val="inqyif"/>
+    <w:basedOn w:val="DefaultParagraphFont"/>
+    <w:rsid w:val="00AD51ED"/>
+  </w:style>
+  <w:style w:type="character" w:styleId="Strong">
+    <w:name w:val="Strong"/>
+    <w:basedOn w:val="DefaultParagraphFont"/>
+    <w:uiPriority w:val="22"/>
+    <w:qFormat/>
+    <w:rsid w:val="00AD51ED"/>
+    <w:rPr>
+      <w:b/>
+      <w:bCs/>
+    </w:rPr>
+  </w:style>
+  <w:style w:type="character" w:styleId="HTMLCode">
+    <w:name w:val="HTML Code"/>
+    <w:basedOn w:val="DefaultParagraphFont"/>
+    <w:uiPriority w:val="99"/>
+    <w:semiHidden/>
+    <w:unhideWhenUsed/>
+    <w:rsid w:val="00AD51ED"/>
+    <w:rPr>
+      <w:rFonts w:ascii="Courier New" w:eastAsia="Times New Roman" w:hAnsi="Courier New" w:cs="Courier New"/>
+      <w:sz w:val="20"/>
+      <w:szCs w:val="20"/>
+    </w:rPr>
+  </w:style>
 </w:styles>
 </file>
 
